--- a/templates/shjkyxy/template.docx
+++ b/templates/shjkyxy/template.docx
@@ -548,8 +548,8 @@
           <w:szCs w:val="36"/>
         </w:rPr>
       </w:pPr>
-      <w:bookmarkStart w:id="0" w:name="OLE_LINK2"/>
-      <w:bookmarkStart w:id="1" w:name="OLE_LINK1"/>
+      <w:bookmarkStart w:id="0" w:name="OLE_LINK1"/>
+      <w:bookmarkStart w:id="1" w:name="OLE_LINK2"/>
       <w:r>
         <w:rPr>
           <w:rFonts w:hint="eastAsia" w:ascii="华文中宋" w:hAnsi="华文中宋" w:eastAsia="华文中宋"/>
@@ -573,6 +573,14 @@
           <w:szCs w:val="36"/>
         </w:rPr>
       </w:pPr>
+      <w:r>
+        <w:rPr>
+          <w:rFonts w:hint="eastAsia" w:ascii="黑体" w:hAnsi="黑体" w:eastAsia="黑体"/>
+          <w:color w:val="FF0000"/>
+          <w:sz w:val="36"/>
+          <w:szCs w:val="36"/>
+        </w:rPr>
+      </w:r>
     </w:p>
     <w:p>
       <w:pPr>
@@ -610,6 +618,22 @@
         </w:rPr>
         <w:t>{{ title_en }}</w:t>
       </w:r>
+      <w:r>
+        <w:rPr>
+          <w:rFonts w:eastAsia="华文中宋"/>
+          <w:b/>
+          <w:sz w:val="36"/>
+          <w:szCs w:val="36"/>
+        </w:rPr>
+      </w:r>
+      <w:r>
+        <w:rPr>
+          <w:rFonts w:hint="eastAsia" w:eastAsia="华文中宋"/>
+          <w:b/>
+          <w:sz w:val="36"/>
+          <w:szCs w:val="36"/>
+        </w:rPr>
+      </w:r>
     </w:p>
     <w:bookmarkEnd w:id="2"/>
     <w:p>
@@ -622,6 +646,28 @@
           <w:szCs w:val="36"/>
         </w:rPr>
       </w:pPr>
+      <w:r>
+        <w:rPr>
+          <w:color w:val="FF0000"/>
+          <w:sz w:val="36"/>
+          <w:szCs w:val="36"/>
+        </w:rPr>
+      </w:r>
+      <w:r>
+        <w:rPr>
+          <w:rFonts w:hint="eastAsia"/>
+          <w:color w:val="FF0000"/>
+          <w:sz w:val="36"/>
+          <w:szCs w:val="36"/>
+        </w:rPr>
+      </w:r>
+      <w:r>
+        <w:rPr>
+          <w:color w:val="FF0000"/>
+          <w:sz w:val="36"/>
+          <w:szCs w:val="36"/>
+        </w:rPr>
+      </w:r>
     </w:p>
     <w:p>
       <w:pPr>
@@ -629,6 +675,470 @@
         <w:jc w:val="center"/>
       </w:pPr>
     </w:p>
+    <w:tbl>
+      <w:tblPr>
+        <w:tblStyle w:val="17"/>
+        <w:tblpPr w:leftFromText="181" w:rightFromText="181" w:tblpXSpec="center" w:tblpY="9073"/>
+        <w:tblOverlap w:val="never"/>
+        <w:tblW w:w="0" w:type="auto"/>
+        <w:tblInd w:w="0" w:type="dxa"/>
+        <w:tblLayout w:type="fixed"/>
+        <w:tblCellMar>
+          <w:top w:w="0" w:type="dxa"/>
+          <w:left w:w="108" w:type="dxa"/>
+          <w:bottom w:w="0" w:type="dxa"/>
+          <w:right w:w="108" w:type="dxa"/>
+        </w:tblCellMar>
+      </w:tblPr>
+      <w:tblGrid>
+        <w:gridCol w:w="2268"/>
+        <w:gridCol w:w="4536"/>
+      </w:tblGrid>
+      <w:tr>
+        <w:trPr>
+          <w:trHeight w:val="567" w:hRule="exact"/>
+        </w:trPr>
+        <w:tc>
+          <w:tcPr>
+            <w:tcW w:w="2268" w:type="dxa"/>
+            <w:noWrap w:val="0"/>
+            <w:vAlign w:val="center"/>
+          </w:tcPr>
+          <w:p>
+            <w:pPr>
+              <w:jc w:val="center"/>
+              <w:rPr>
+                <w:rFonts w:ascii="华文楷体" w:hAnsi="华文楷体" w:eastAsia="华文楷体" w:cs="Times New Roman"/>
+                <w:b/>
+                <w:sz w:val="28"/>
+              </w:rPr>
+            </w:pPr>
+            <w:r>
+              <w:rPr>
+                <w:rFonts w:ascii="华文楷体" w:hAnsi="华文楷体" w:eastAsia="华文楷体" w:cs="Times New Roman"/>
+                <w:b/>
+                <w:sz w:val="28"/>
+              </w:rPr>
+              <w:t>学　　院</w:t>
+            </w:r>
+          </w:p>
+        </w:tc>
+        <w:tc>
+          <w:tcPr>
+            <w:tcW w:w="4536" w:type="dxa"/>
+            <w:tcBorders>
+              <w:bottom w:val="single" w:color="auto" w:sz="8" w:space="0"/>
+            </w:tcBorders>
+            <w:noWrap w:val="0"/>
+            <w:vAlign w:val="center"/>
+          </w:tcPr>
+          <w:p>
+            <w:pPr>
+              <w:jc w:val="center"/>
+              <w:rPr>
+                <w:rFonts w:hint="eastAsia" w:ascii="仿宋" w:hAnsi="仿宋" w:eastAsia="仿宋" w:cs="仿宋"/>
+                <w:sz w:val="28"/>
+              </w:rPr>
+            </w:pPr>
+            <w:r>
+              <w:rPr>
+                <w:rFonts w:hint="eastAsia" w:ascii="仿宋" w:hAnsi="仿宋" w:eastAsia="仿宋" w:cs="仿宋"/>
+                <w:sz w:val="28"/>
+              </w:rPr>
+              <w:t>{{ department }}</w:t>
+            </w:r>
+            <w:r>
+              <w:rPr>
+                <w:rFonts w:hint="eastAsia" w:ascii="仿宋" w:hAnsi="仿宋" w:eastAsia="仿宋" w:cs="仿宋"/>
+                <w:color w:val="FF0000"/>
+                <w:sz w:val="28"/>
+              </w:rPr>
+            </w:r>
+          </w:p>
+        </w:tc>
+      </w:tr>
+      <w:tr>
+        <w:trPr>
+          <w:trHeight w:val="567" w:hRule="exact"/>
+        </w:trPr>
+        <w:tc>
+          <w:tcPr>
+            <w:tcW w:w="2268" w:type="dxa"/>
+            <w:noWrap w:val="0"/>
+            <w:vAlign w:val="center"/>
+          </w:tcPr>
+          <w:p>
+            <w:pPr>
+              <w:jc w:val="center"/>
+              <w:rPr>
+                <w:rFonts w:ascii="华文楷体" w:hAnsi="华文楷体" w:eastAsia="华文楷体" w:cs="Times New Roman"/>
+                <w:b/>
+                <w:sz w:val="28"/>
+              </w:rPr>
+            </w:pPr>
+            <w:r>
+              <w:rPr>
+                <w:rFonts w:ascii="华文楷体" w:hAnsi="华文楷体" w:eastAsia="华文楷体" w:cs="Times New Roman"/>
+                <w:b/>
+                <w:sz w:val="28"/>
+              </w:rPr>
+              <w:t>专　　业</w:t>
+            </w:r>
+          </w:p>
+        </w:tc>
+        <w:tc>
+          <w:tcPr>
+            <w:tcW w:w="4536" w:type="dxa"/>
+            <w:tcBorders>
+              <w:top w:val="single" w:color="auto" w:sz="8" w:space="0"/>
+              <w:bottom w:val="single" w:color="auto" w:sz="8" w:space="0"/>
+            </w:tcBorders>
+            <w:noWrap w:val="0"/>
+            <w:vAlign w:val="center"/>
+          </w:tcPr>
+          <w:p>
+            <w:pPr>
+              <w:jc w:val="center"/>
+              <w:rPr>
+                <w:rFonts w:hint="eastAsia" w:ascii="仿宋" w:hAnsi="仿宋" w:eastAsia="仿宋" w:cs="仿宋"/>
+                <w:sz w:val="28"/>
+              </w:rPr>
+            </w:pPr>
+            <w:r>
+              <w:rPr>
+                <w:rFonts w:hint="eastAsia" w:ascii="仿宋" w:hAnsi="仿宋" w:eastAsia="仿宋" w:cs="仿宋"/>
+                <w:sz w:val="28"/>
+              </w:rPr>
+              <w:t>{{ major }}</w:t>
+            </w:r>
+          </w:p>
+        </w:tc>
+      </w:tr>
+      <w:tr>
+        <w:trPr>
+          <w:trHeight w:val="567" w:hRule="exact"/>
+        </w:trPr>
+        <w:tc>
+          <w:tcPr>
+            <w:tcW w:w="2268" w:type="dxa"/>
+            <w:noWrap w:val="0"/>
+            <w:vAlign w:val="center"/>
+          </w:tcPr>
+          <w:p>
+            <w:pPr>
+              <w:jc w:val="center"/>
+              <w:rPr>
+                <w:rFonts w:ascii="华文楷体" w:hAnsi="华文楷体" w:eastAsia="华文楷体" w:cs="Times New Roman"/>
+                <w:b/>
+                <w:sz w:val="28"/>
+              </w:rPr>
+            </w:pPr>
+            <w:r>
+              <w:rPr>
+                <w:rFonts w:ascii="华文楷体" w:hAnsi="华文楷体" w:eastAsia="华文楷体" w:cs="Times New Roman"/>
+                <w:b/>
+                <w:sz w:val="28"/>
+              </w:rPr>
+              <w:t>学生姓名</w:t>
+            </w:r>
+          </w:p>
+        </w:tc>
+        <w:tc>
+          <w:tcPr>
+            <w:tcW w:w="4536" w:type="dxa"/>
+            <w:tcBorders>
+              <w:top w:val="single" w:color="auto" w:sz="8" w:space="0"/>
+              <w:bottom w:val="single" w:color="auto" w:sz="8" w:space="0"/>
+            </w:tcBorders>
+            <w:noWrap w:val="0"/>
+            <w:vAlign w:val="center"/>
+          </w:tcPr>
+          <w:p>
+            <w:pPr>
+              <w:jc w:val="center"/>
+              <w:rPr>
+                <w:rFonts w:hint="eastAsia" w:ascii="仿宋" w:hAnsi="仿宋" w:eastAsia="仿宋" w:cs="仿宋"/>
+                <w:sz w:val="28"/>
+              </w:rPr>
+            </w:pPr>
+            <w:r>
+              <w:rPr>
+                <w:rFonts w:hint="eastAsia" w:ascii="仿宋" w:hAnsi="仿宋" w:eastAsia="仿宋" w:cs="仿宋"/>
+                <w:sz w:val="28"/>
+              </w:rPr>
+              <w:t>{{ name }}</w:t>
+            </w:r>
+          </w:p>
+        </w:tc>
+      </w:tr>
+      <w:tr>
+        <w:trPr>
+          <w:trHeight w:val="567" w:hRule="exact"/>
+        </w:trPr>
+        <w:tc>
+          <w:tcPr>
+            <w:tcW w:w="2268" w:type="dxa"/>
+            <w:noWrap w:val="0"/>
+            <w:vAlign w:val="center"/>
+          </w:tcPr>
+          <w:p>
+            <w:pPr>
+              <w:jc w:val="center"/>
+              <w:rPr>
+                <w:rFonts w:ascii="华文楷体" w:hAnsi="华文楷体" w:eastAsia="华文楷体" w:cs="Times New Roman"/>
+                <w:b/>
+                <w:sz w:val="28"/>
+              </w:rPr>
+            </w:pPr>
+            <w:r>
+              <w:rPr>
+                <w:rFonts w:ascii="华文楷体" w:hAnsi="华文楷体" w:eastAsia="华文楷体" w:cs="Times New Roman"/>
+                <w:b/>
+                <w:sz w:val="28"/>
+              </w:rPr>
+              <w:t>学　　号</w:t>
+            </w:r>
+          </w:p>
+        </w:tc>
+        <w:tc>
+          <w:tcPr>
+            <w:tcW w:w="4536" w:type="dxa"/>
+            <w:tcBorders>
+              <w:top w:val="single" w:color="auto" w:sz="8" w:space="0"/>
+              <w:bottom w:val="single" w:color="auto" w:sz="8" w:space="0"/>
+            </w:tcBorders>
+            <w:noWrap w:val="0"/>
+            <w:vAlign w:val="center"/>
+          </w:tcPr>
+          <w:p>
+            <w:pPr>
+              <w:jc w:val="center"/>
+              <w:rPr>
+                <w:rFonts w:hint="eastAsia" w:ascii="仿宋" w:hAnsi="仿宋" w:eastAsia="仿宋" w:cs="仿宋"/>
+                <w:sz w:val="28"/>
+              </w:rPr>
+            </w:pPr>
+            <w:r>
+              <w:rPr>
+                <w:rFonts w:hint="eastAsia" w:ascii="仿宋" w:hAnsi="仿宋" w:eastAsia="仿宋" w:cs="仿宋"/>
+                <w:sz w:val="28"/>
+              </w:rPr>
+              <w:t>{{ student_id }}</w:t>
+            </w:r>
+            <w:r>
+              <w:rPr>
+                <w:rFonts w:hint="eastAsia" w:ascii="仿宋" w:hAnsi="仿宋" w:eastAsia="仿宋" w:cs="仿宋"/>
+                <w:sz w:val="28"/>
+              </w:rPr>
+            </w:r>
+            <w:r>
+              <w:rPr>
+                <w:rFonts w:hint="eastAsia" w:ascii="仿宋" w:hAnsi="仿宋" w:eastAsia="仿宋" w:cs="仿宋"/>
+                <w:sz w:val="28"/>
+              </w:rPr>
+            </w:r>
+            <w:r>
+              <w:rPr>
+                <w:rFonts w:hint="eastAsia" w:ascii="仿宋" w:hAnsi="仿宋" w:eastAsia="仿宋" w:cs="仿宋"/>
+                <w:sz w:val="28"/>
+              </w:rPr>
+            </w:r>
+            <w:r>
+              <w:rPr>
+                <w:rFonts w:hint="eastAsia" w:ascii="仿宋" w:hAnsi="仿宋" w:eastAsia="仿宋" w:cs="仿宋"/>
+                <w:sz w:val="28"/>
+              </w:rPr>
+            </w:r>
+            <w:r>
+              <w:rPr>
+                <w:rFonts w:hint="eastAsia" w:ascii="仿宋" w:hAnsi="仿宋" w:eastAsia="仿宋" w:cs="仿宋"/>
+                <w:sz w:val="28"/>
+              </w:rPr>
+            </w:r>
+            <w:r>
+              <w:rPr>
+                <w:rFonts w:hint="eastAsia" w:ascii="仿宋" w:hAnsi="仿宋" w:eastAsia="仿宋" w:cs="仿宋"/>
+                <w:sz w:val="28"/>
+              </w:rPr>
+            </w:r>
+            <w:r>
+              <w:rPr>
+                <w:rFonts w:hint="eastAsia" w:ascii="仿宋" w:hAnsi="仿宋" w:eastAsia="仿宋" w:cs="仿宋"/>
+                <w:sz w:val="28"/>
+              </w:rPr>
+            </w:r>
+            <w:r>
+              <w:rPr>
+                <w:rFonts w:hint="eastAsia" w:ascii="仿宋" w:hAnsi="仿宋" w:eastAsia="仿宋" w:cs="仿宋"/>
+                <w:sz w:val="28"/>
+              </w:rPr>
+            </w:r>
+            <w:r>
+              <w:rPr>
+                <w:rFonts w:hint="eastAsia" w:ascii="仿宋" w:hAnsi="仿宋" w:eastAsia="仿宋" w:cs="仿宋"/>
+                <w:sz w:val="28"/>
+              </w:rPr>
+            </w:r>
+          </w:p>
+        </w:tc>
+      </w:tr>
+      <w:tr>
+        <w:trPr>
+          <w:trHeight w:val="567" w:hRule="exact"/>
+        </w:trPr>
+        <w:tc>
+          <w:tcPr>
+            <w:tcW w:w="2268" w:type="dxa"/>
+            <w:noWrap w:val="0"/>
+            <w:vAlign w:val="center"/>
+          </w:tcPr>
+          <w:p>
+            <w:pPr>
+              <w:jc w:val="center"/>
+              <w:rPr>
+                <w:rFonts w:ascii="华文楷体" w:hAnsi="华文楷体" w:eastAsia="华文楷体" w:cs="Times New Roman"/>
+                <w:b/>
+                <w:sz w:val="28"/>
+              </w:rPr>
+            </w:pPr>
+            <w:r>
+              <w:rPr>
+                <w:rFonts w:ascii="华文楷体" w:hAnsi="华文楷体" w:eastAsia="华文楷体" w:cs="Times New Roman"/>
+                <w:b/>
+                <w:sz w:val="28"/>
+              </w:rPr>
+              <w:t>指导教师</w:t>
+            </w:r>
+          </w:p>
+        </w:tc>
+        <w:tc>
+          <w:tcPr>
+            <w:tcW w:w="4536" w:type="dxa"/>
+            <w:tcBorders>
+              <w:top w:val="single" w:color="auto" w:sz="8" w:space="0"/>
+              <w:bottom w:val="single" w:color="auto" w:sz="8" w:space="0"/>
+            </w:tcBorders>
+            <w:noWrap w:val="0"/>
+            <w:vAlign w:val="center"/>
+          </w:tcPr>
+          <w:p>
+            <w:pPr>
+              <w:jc w:val="center"/>
+              <w:rPr>
+                <w:rFonts w:hint="eastAsia" w:ascii="仿宋" w:hAnsi="仿宋" w:eastAsia="仿宋" w:cs="仿宋"/>
+                <w:sz w:val="28"/>
+              </w:rPr>
+            </w:pPr>
+            <w:r>
+              <w:rPr>
+                <w:rFonts w:hint="eastAsia" w:ascii="仿宋" w:hAnsi="仿宋" w:eastAsia="仿宋" w:cs="仿宋"/>
+                <w:sz w:val="28"/>
+              </w:rPr>
+              <w:t>{{ advisor }}</w:t>
+            </w:r>
+          </w:p>
+        </w:tc>
+      </w:tr>
+      <w:tr>
+        <w:trPr>
+          <w:trHeight w:val="567" w:hRule="exact"/>
+        </w:trPr>
+        <w:tc>
+          <w:tcPr>
+            <w:tcW w:w="2268" w:type="dxa"/>
+            <w:noWrap w:val="0"/>
+            <w:vAlign w:val="center"/>
+          </w:tcPr>
+          <w:p>
+            <w:pPr>
+              <w:jc w:val="center"/>
+              <w:rPr>
+                <w:rFonts w:ascii="华文楷体" w:hAnsi="华文楷体" w:eastAsia="华文楷体" w:cs="Times New Roman"/>
+                <w:b/>
+                <w:sz w:val="28"/>
+              </w:rPr>
+            </w:pPr>
+            <w:r>
+              <w:rPr>
+                <w:rFonts w:ascii="华文楷体" w:hAnsi="华文楷体" w:eastAsia="华文楷体" w:cs="Times New Roman"/>
+                <w:b/>
+                <w:sz w:val="28"/>
+              </w:rPr>
+              <w:t>完成日期</w:t>
+            </w:r>
+          </w:p>
+        </w:tc>
+        <w:tc>
+          <w:tcPr>
+            <w:tcW w:w="4536" w:type="dxa"/>
+            <w:tcBorders>
+              <w:top w:val="single" w:color="auto" w:sz="8" w:space="0"/>
+              <w:bottom w:val="single" w:color="auto" w:sz="8" w:space="0"/>
+            </w:tcBorders>
+            <w:noWrap w:val="0"/>
+            <w:vAlign w:val="center"/>
+          </w:tcPr>
+          <w:p>
+            <w:pPr>
+              <w:jc w:val="center"/>
+              <w:rPr>
+                <w:rFonts w:hint="eastAsia" w:ascii="仿宋" w:hAnsi="仿宋" w:eastAsia="仿宋" w:cs="仿宋"/>
+                <w:sz w:val="28"/>
+              </w:rPr>
+            </w:pPr>
+            <w:r>
+              <w:rPr>
+                <w:rFonts w:hint="eastAsia" w:ascii="仿宋" w:hAnsi="仿宋" w:eastAsia="仿宋" w:cs="仿宋"/>
+                <w:sz w:val="28"/>
+              </w:rPr>
+              <w:t>{{ year }} 年 {{ month }} 月</w:t>
+            </w:r>
+            <w:r>
+              <w:rPr>
+                <w:rFonts w:hint="eastAsia" w:ascii="仿宋" w:hAnsi="仿宋" w:eastAsia="仿宋" w:cs="仿宋"/>
+                <w:sz w:val="28"/>
+              </w:rPr>
+            </w:r>
+            <w:r>
+              <w:rPr>
+                <w:rFonts w:hint="eastAsia" w:ascii="仿宋" w:hAnsi="仿宋" w:eastAsia="仿宋" w:cs="仿宋"/>
+                <w:sz w:val="28"/>
+              </w:rPr>
+            </w:r>
+            <w:r>
+              <w:rPr>
+                <w:rFonts w:hint="eastAsia" w:ascii="仿宋" w:hAnsi="仿宋" w:eastAsia="仿宋" w:cs="仿宋"/>
+                <w:sz w:val="28"/>
+              </w:rPr>
+            </w:r>
+            <w:r>
+              <w:rPr>
+                <w:rFonts w:hint="eastAsia" w:ascii="仿宋" w:hAnsi="仿宋" w:eastAsia="仿宋" w:cs="仿宋"/>
+                <w:sz w:val="28"/>
+              </w:rPr>
+            </w:r>
+            <w:r>
+              <w:rPr>
+                <w:rFonts w:hint="eastAsia" w:ascii="仿宋" w:hAnsi="仿宋" w:eastAsia="仿宋" w:cs="仿宋"/>
+                <w:sz w:val="28"/>
+              </w:rPr>
+            </w:r>
+            <w:r>
+              <w:rPr>
+                <w:rFonts w:hint="eastAsia" w:ascii="仿宋" w:hAnsi="仿宋" w:eastAsia="仿宋" w:cs="仿宋"/>
+                <w:sz w:val="28"/>
+              </w:rPr>
+            </w:r>
+            <w:r>
+              <w:rPr>
+                <w:rFonts w:hint="eastAsia" w:ascii="仿宋" w:hAnsi="仿宋" w:eastAsia="仿宋" w:cs="仿宋"/>
+                <w:sz w:val="28"/>
+              </w:rPr>
+            </w:r>
+          </w:p>
+        </w:tc>
+      </w:tr>
+    </w:tbl>
     <w:p>
       <w:pPr>
         <w:spacing w:line="300" w:lineRule="auto"/>
@@ -637,9 +1147,6 @@
           <w:rFonts w:hint="eastAsia"/>
         </w:rPr>
       </w:pPr>
-      <w:r>
-        <w:t>学    院：{{ department }}</w:t>
-      </w:r>
     </w:p>
     <w:p>
       <w:pPr>
@@ -649,9 +1156,6 @@
           <w:rFonts w:hint="eastAsia"/>
         </w:rPr>
       </w:pPr>
-      <w:r>
-        <w:t>专    业：{{ major }}</w:t>
-      </w:r>
     </w:p>
     <w:p>
       <w:pPr>
@@ -661,9 +1165,6 @@
           <w:rFonts w:hint="eastAsia"/>
         </w:rPr>
       </w:pPr>
-      <w:r>
-        <w:t>姓    名：{{ name }}</w:t>
-      </w:r>
     </w:p>
     <w:p>
       <w:pPr>
@@ -673,9 +1174,6 @@
           <w:rFonts w:hint="eastAsia"/>
         </w:rPr>
       </w:pPr>
-      <w:r>
-        <w:t>学    号：{{ student_id }}</w:t>
-      </w:r>
     </w:p>
     <w:p>
       <w:pPr>
@@ -685,9 +1183,6 @@
           <w:rFonts w:hint="eastAsia"/>
         </w:rPr>
       </w:pPr>
-      <w:r>
-        <w:t>指导教师：{{ advisor }}</w:t>
-      </w:r>
     </w:p>
     <w:p>
       <w:pPr>
@@ -697,9 +1192,6 @@
           <w:rFonts w:hint="eastAsia"/>
         </w:rPr>
       </w:pPr>
-      <w:r>
-        <w:t>{{ year }} 年 {{ month }} 月</w:t>
-      </w:r>
     </w:p>
     <w:p>
       <w:pPr>
@@ -850,13 +1342,25 @@
         <w:jc w:val="center"/>
         <w:textAlignment w:val="auto"/>
         <w:rPr>
-          <w:rFonts w:hint="eastAsia" w:ascii="黑体" w:eastAsia="黑体"/>
-          <w:b/>
-          <w:sz w:val="44"/>
-          <w:szCs w:val="44"/>
+          <w:rFonts w:hint="eastAsia" w:ascii="黑体" w:hAnsi="黑体" w:eastAsia="黑体" w:cs="黑体"/>
+          <w:b w:val="0"/>
+          <w:bCs/>
+          <w:sz w:val="52"/>
+          <w:szCs w:val="52"/>
           <w:lang w:eastAsia="zh-CN"/>
         </w:rPr>
       </w:pPr>
+      <w:r>
+        <w:rPr>
+          <w:rFonts w:hint="eastAsia" w:ascii="黑体" w:hAnsi="黑体" w:eastAsia="黑体" w:cs="黑体"/>
+          <w:b w:val="0"/>
+          <w:bCs/>
+          <w:color w:val="FF0000"/>
+          <w:sz w:val="28"/>
+          <w:szCs w:val="28"/>
+          <w:lang w:eastAsia="zh-CN"/>
+        </w:rPr>
+      </w:r>
     </w:p>
     <w:p>
       <w:pPr>
@@ -876,6 +1380,42 @@
           <w:szCs w:val="32"/>
         </w:rPr>
         <w:t>兹呈交的学位论文，是本人在指导老师指导下独立完成的研究成果。本人在论文写作中参考的其他个人或集体的研究成果，均在文中以明确方式标明。本人依法享有和承担由此论文而产生的权利和责任。</w:t>
+      </w:r>
+      <w:r>
+        <w:rPr>
+          <w:rFonts w:hint="eastAsia" w:ascii="仿宋" w:hAnsi="仿宋" w:eastAsia="仿宋"/>
+          <w:color w:val="FF0000"/>
+          <w:sz w:val="32"/>
+          <w:szCs w:val="32"/>
+          <w:lang w:eastAsia="zh-CN"/>
+        </w:rPr>
+      </w:r>
+      <w:r>
+        <w:rPr>
+          <w:rFonts w:hint="eastAsia" w:ascii="仿宋" w:hAnsi="仿宋" w:eastAsia="仿宋"/>
+          <w:color w:val="FF0000"/>
+          <w:sz w:val="32"/>
+          <w:szCs w:val="32"/>
+          <w:lang w:val="en-US" w:eastAsia="zh-CN"/>
+        </w:rPr>
+      </w:r>
+      <w:r>
+        <w:rPr>
+          <w:rFonts w:hint="eastAsia" w:ascii="仿宋" w:hAnsi="仿宋" w:eastAsia="仿宋"/>
+          <w:color w:val="012AFD"/>
+          <w:sz w:val="32"/>
+          <w:szCs w:val="32"/>
+          <w:lang w:val="en-US" w:eastAsia="zh-CN"/>
+        </w:rPr>
+      </w:r>
+      <w:r>
+        <w:rPr>
+          <w:rFonts w:hint="eastAsia" w:ascii="仿宋" w:hAnsi="仿宋" w:eastAsia="仿宋"/>
+          <w:color w:val="FF0000"/>
+          <w:sz w:val="32"/>
+          <w:szCs w:val="32"/>
+          <w:lang w:eastAsia="zh-CN"/>
+        </w:rPr>
       </w:r>
     </w:p>
     <w:p>
@@ -1131,6 +1671,17 @@
           <w:b/>
         </w:rPr>
       </w:pPr>
+      <w:r>
+        <w:rPr>
+          <w:rFonts w:hint="eastAsia" w:ascii="黑体" w:hAnsi="黑体" w:eastAsia="黑体" w:cs="黑体"/>
+          <w:b w:val="0"/>
+          <w:bCs/>
+          <w:color w:val="FF0000"/>
+          <w:sz w:val="28"/>
+          <w:szCs w:val="28"/>
+          <w:lang w:eastAsia="zh-CN"/>
+        </w:rPr>
+      </w:r>
     </w:p>
     <w:p>
       <w:pPr>
@@ -1149,6 +1700,42 @@
           <w:szCs w:val="32"/>
         </w:rPr>
         <w:t>本学位论文作者完全了解学校有关保留、使用学位论文的规定，同意学位论文保留并向国家有关部门或机构送交论文的复印件和电子版。允许论文被查阅和借阅。本人授权上海健康医学院可以将本学位论文的全部内容或部分内容编入有关数据库进行检索，可以采用影印、缩印或扫描等复制手段保存和汇编本学位论文。</w:t>
+      </w:r>
+      <w:r>
+        <w:rPr>
+          <w:rFonts w:hint="eastAsia" w:ascii="仿宋" w:hAnsi="仿宋" w:eastAsia="仿宋"/>
+          <w:color w:val="FF0000"/>
+          <w:sz w:val="32"/>
+          <w:szCs w:val="32"/>
+          <w:lang w:eastAsia="zh-CN"/>
+        </w:rPr>
+      </w:r>
+      <w:r>
+        <w:rPr>
+          <w:rFonts w:hint="eastAsia" w:ascii="仿宋" w:hAnsi="仿宋" w:eastAsia="仿宋"/>
+          <w:color w:val="FF0000"/>
+          <w:sz w:val="32"/>
+          <w:szCs w:val="32"/>
+          <w:lang w:val="en-US" w:eastAsia="zh-CN"/>
+        </w:rPr>
+      </w:r>
+      <w:r>
+        <w:rPr>
+          <w:rFonts w:hint="eastAsia" w:ascii="仿宋" w:hAnsi="仿宋" w:eastAsia="仿宋"/>
+          <w:color w:val="012AFD"/>
+          <w:sz w:val="32"/>
+          <w:szCs w:val="32"/>
+          <w:lang w:val="en-US" w:eastAsia="zh-CN"/>
+        </w:rPr>
+      </w:r>
+      <w:r>
+        <w:rPr>
+          <w:rFonts w:hint="eastAsia" w:ascii="仿宋" w:hAnsi="仿宋" w:eastAsia="仿宋"/>
+          <w:color w:val="FF0000"/>
+          <w:sz w:val="32"/>
+          <w:szCs w:val="32"/>
+          <w:lang w:eastAsia="zh-CN"/>
+        </w:rPr>
       </w:r>
     </w:p>
     <w:p>
@@ -1496,16 +2083,16 @@
           <w:docGrid w:linePitch="326" w:charSpace="0"/>
         </w:sectPr>
       </w:pPr>
-      <w:bookmarkStart w:id="3" w:name="_Toc375220151"/>
-      <w:bookmarkStart w:id="4" w:name="_Toc374048220"/>
-      <w:bookmarkStart w:id="5" w:name="_Toc373357950"/>
-      <w:bookmarkStart w:id="6" w:name="_Toc373325899"/>
-      <w:bookmarkStart w:id="7" w:name="_Toc373357784"/>
-      <w:bookmarkStart w:id="8" w:name="_Toc373325712"/>
-      <w:bookmarkStart w:id="9" w:name="_Toc374046424"/>
-      <w:bookmarkStart w:id="10" w:name="_Toc373325093"/>
-      <w:bookmarkStart w:id="11" w:name="_Toc373326053"/>
-      <w:bookmarkStart w:id="12" w:name="_Toc373357645"/>
+      <w:bookmarkStart w:id="3" w:name="_Toc373357645"/>
+      <w:bookmarkStart w:id="4" w:name="_Toc373325712"/>
+      <w:bookmarkStart w:id="5" w:name="_Toc373326053"/>
+      <w:bookmarkStart w:id="6" w:name="_Toc374048220"/>
+      <w:bookmarkStart w:id="7" w:name="_Toc375220151"/>
+      <w:bookmarkStart w:id="8" w:name="_Toc374046424"/>
+      <w:bookmarkStart w:id="9" w:name="_Toc373325093"/>
+      <w:bookmarkStart w:id="10" w:name="_Toc373325899"/>
+      <w:bookmarkStart w:id="11" w:name="_Toc373357784"/>
+      <w:bookmarkStart w:id="12" w:name="_Toc373357950"/>
     </w:p>
     <w:p>
       <w:pPr>
@@ -1554,38 +2141,80 @@
     </w:p>
     <w:p>
       <w:pPr>
-        <w:spacing w:before="0" w:after="0" w:line="300" w:lineRule="auto"/>
-        <w:ind w:firstLine="480"/>
-        <w:jc w:val="both"/>
+        <w:keepNext w:val="0"/>
+        <w:keepLines w:val="0"/>
+        <w:pageBreakBefore w:val="0"/>
+        <w:widowControl w:val="0"/>
+        <w:kinsoku/>
+        <w:wordWrap/>
+        <w:overflowPunct/>
+        <w:topLinePunct w:val="0"/>
+        <w:autoSpaceDE/>
+        <w:autoSpaceDN/>
+        <w:bidi w:val="0"/>
+        <w:adjustRightInd/>
+        <w:snapToGrid/>
+        <w:spacing w:line="300" w:lineRule="auto"/>
+        <w:ind w:firstLine="480" w:firstLineChars="200"/>
+        <w:textAlignment w:val="auto"/>
+        <w:rPr>
+          <w:rFonts w:ascii="宋体" w:hAnsi="宋体"/>
+          <w:sz w:val="24"/>
+        </w:rPr>
       </w:pPr>
       <w:bookmarkStart w:id="14" w:name="OLE_LINK5"/>
       <w:bookmarkStart w:id="15" w:name="OLE_LINK4"/>
       <w:r>
         <w:rPr>
-          <w:rFonts w:ascii="宋体" w:hAnsi="宋体" w:eastAsia="宋体" w:cs="宋体"/>
-          <w:b w:val="0"/>
-          <w:bCs w:val="0"/>
-          <w:color w:val="000000"/>
+          <w:rFonts w:hint="eastAsia" w:ascii="宋体" w:hAnsi="宋体"/>
           <w:sz w:val="24"/>
-          <w:szCs w:val="24"/>
         </w:rPr>
         <w:t>{%p for para in abstract_zh_list %}</w:t>
       </w:r>
-    </w:p>
-    <w:p>
-      <w:pPr>
-        <w:spacing w:before="0" w:after="0" w:line="400" w:lineRule="exact"/>
-        <w:ind w:firstLine="480"/>
-        <w:jc w:val="both"/>
-      </w:pPr>
-      <w:r>
-        <w:rPr>
-          <w:rFonts w:ascii="Times New Roman" w:hAnsi="Times New Roman" w:eastAsia="宋体" w:cs="Times New Roman"/>
-          <w:b w:val="0"/>
-          <w:bCs w:val="0"/>
-          <w:color w:val="000000"/>
+      <w:r>
+        <w:rPr>
+          <w:rFonts w:hint="eastAsia" w:ascii="宋体" w:hAnsi="宋体"/>
+          <w:color w:val="FF0000"/>
           <w:sz w:val="24"/>
-          <w:szCs w:val="24"/>
+        </w:rPr>
+      </w:r>
+      <w:r>
+        <w:rPr>
+          <w:rFonts w:hint="eastAsia" w:ascii="宋体" w:hAnsi="宋体"/>
+          <w:color w:val="FF0000"/>
+          <w:sz w:val="24"/>
+          <w:lang w:eastAsia="zh-CN"/>
+        </w:rPr>
+      </w:r>
+      <w:r>
+        <w:rPr>
+          <w:rFonts w:hint="eastAsia" w:ascii="宋体" w:hAnsi="宋体"/>
+          <w:color w:val="012AFD"/>
+          <w:sz w:val="24"/>
+          <w:lang w:val="en-US" w:eastAsia="zh-CN"/>
+        </w:rPr>
+      </w:r>
+      <w:r>
+        <w:rPr>
+          <w:rFonts w:hint="eastAsia" w:ascii="宋体" w:hAnsi="宋体"/>
+          <w:color w:val="FF0000"/>
+          <w:sz w:val="24"/>
+        </w:rPr>
+      </w:r>
+    </w:p>
+    <w:p>
+      <w:pPr>
+        <w:spacing w:line="300" w:lineRule="auto"/>
+        <w:ind w:firstLine="420" w:firstLineChars="200"/>
+        <w:rPr>
+          <w:b/>
+          <w:color w:val="auto"/>
+        </w:rPr>
+      </w:pPr>
+      <w:r>
+        <w:rPr>
+          <w:rFonts w:hint="eastAsia"/>
+          <w:sz w:val="24"/>
         </w:rPr>
         <w:t xml:space="preserve">{{ para }}</w:t>
       </w:r>
@@ -1595,12 +2224,24 @@
         <w:t>{%p endfor %}</w:t>
       </w:r>
     </w:p>
-    <w:bookmarkEnd w:id="14"/>
-    <w:bookmarkEnd w:id="15"/>
-    <w:p>
-      <w:pPr>
-        <w:spacing w:line="360" w:lineRule="auto" w:before="240"/>
+    <w:p>
+      <w:pPr>
+        <w:keepNext w:val="0"/>
+        <w:keepLines w:val="0"/>
+        <w:pageBreakBefore w:val="0"/>
+        <w:widowControl w:val="0"/>
+        <w:kinsoku/>
+        <w:wordWrap/>
+        <w:overflowPunct/>
+        <w:topLinePunct w:val="0"/>
+        <w:autoSpaceDE/>
+        <w:autoSpaceDN/>
+        <w:bidi w:val="0"/>
+        <w:adjustRightInd/>
+        <w:snapToGrid/>
+        <w:spacing w:line="300" w:lineRule="auto"/>
         <w:ind w:firstLine="480" w:firstLineChars="200"/>
+        <w:textAlignment w:val="auto"/>
         <w:rPr>
           <w:rFonts w:ascii="宋体" w:hAnsi="宋体"/>
           <w:sz w:val="24"/>
@@ -1609,27 +2250,12 @@
       <w:r>
         <w:rPr>
           <w:rFonts w:hint="eastAsia" w:ascii="宋体" w:hAnsi="宋体"/>
-          <w:b/>
           <w:sz w:val="24"/>
         </w:rPr>
         <w:t>关键词：{{ keywords_zh }}</w:t>
       </w:r>
-      <w:r>
-        <w:rPr>
-          <w:rFonts w:hint="eastAsia" w:ascii="宋体" w:hAnsi="宋体"/>
-          <w:sz w:val="24"/>
-        </w:rPr>
-      </w:r>
-      <w:r>
-        <w:rPr>
-          <w:rFonts w:ascii="宋体" w:hAnsi="宋体" w:eastAsia="宋体" w:cs="宋体"/>
-          <w:b w:val="0"/>
-          <w:bCs w:val="0"/>
-          <w:color w:val="000000"/>
-          <w:sz w:val="24"/>
-          <w:szCs w:val="24"/>
-        </w:rPr>
-      </w:r>
+      <w:bookmarkEnd w:id="14"/>
+      <w:bookmarkEnd w:id="15"/>
     </w:p>
     <w:p>
       <w:pPr>
@@ -1648,15 +2274,15 @@
           <w:docGrid w:linePitch="326" w:charSpace="0"/>
         </w:sectPr>
       </w:pPr>
-      <w:bookmarkStart w:id="16" w:name="_Toc373357646"/>
-      <w:bookmarkStart w:id="17" w:name="_Toc374046425"/>
-      <w:bookmarkStart w:id="18" w:name="_Toc373325713"/>
-      <w:bookmarkStart w:id="19" w:name="_Toc373357951"/>
-      <w:bookmarkStart w:id="20" w:name="_Toc374048221"/>
-      <w:bookmarkStart w:id="21" w:name="_Toc373325900"/>
-      <w:bookmarkStart w:id="22" w:name="_Toc373357785"/>
+      <w:bookmarkStart w:id="16" w:name="_Toc373357951"/>
+      <w:bookmarkStart w:id="17" w:name="_Toc373325900"/>
+      <w:bookmarkStart w:id="18" w:name="_Toc374048221"/>
+      <w:bookmarkStart w:id="19" w:name="_Toc373357646"/>
+      <w:bookmarkStart w:id="20" w:name="_Toc373326054"/>
+      <w:bookmarkStart w:id="21" w:name="_Toc373325713"/>
+      <w:bookmarkStart w:id="22" w:name="_Toc374046425"/>
       <w:bookmarkStart w:id="23" w:name="_Toc373325094"/>
-      <w:bookmarkStart w:id="24" w:name="_Toc373326054"/>
+      <w:bookmarkStart w:id="24" w:name="_Toc373357785"/>
       <w:bookmarkStart w:id="25" w:name="_Toc375220152"/>
     </w:p>
     <w:p>
@@ -1701,39 +2327,88 @@
       <w:bookmarkEnd w:id="24"/>
       <w:bookmarkEnd w:id="26"/>
     </w:p>
-    <w:bookmarkEnd w:id="25"/>
-    <w:p>
-      <w:pPr>
-        <w:spacing w:before="0" w:after="0" w:line="300" w:lineRule="auto"/>
-        <w:ind w:firstLine="480"/>
-        <w:jc w:val="both"/>
-      </w:pPr>
-      <w:r>
-        <w:rPr>
-          <w:rFonts w:ascii="Times New Roman" w:hAnsi="Times New Roman" w:eastAsia="Times New Roman" w:cs="Times New Roman"/>
-          <w:b w:val="0"/>
-          <w:bCs w:val="0"/>
-          <w:color w:val="000000"/>
+    <w:p>
+      <w:pPr>
+        <w:keepNext w:val="0"/>
+        <w:keepLines w:val="0"/>
+        <w:pageBreakBefore w:val="0"/>
+        <w:widowControl w:val="0"/>
+        <w:kinsoku/>
+        <w:wordWrap/>
+        <w:overflowPunct/>
+        <w:topLinePunct w:val="0"/>
+        <w:autoSpaceDE/>
+        <w:autoSpaceDN/>
+        <w:bidi w:val="0"/>
+        <w:adjustRightInd/>
+        <w:snapToGrid/>
+        <w:spacing w:line="360" w:lineRule="auto"/>
+        <w:ind w:firstLine="480" w:firstLineChars="200"/>
+        <w:textAlignment w:val="auto"/>
+        <w:rPr>
+          <w:color w:val="0066FF"/>
           <w:sz w:val="24"/>
-          <w:szCs w:val="24"/>
+        </w:rPr>
+      </w:pPr>
+      <w:r>
+        <w:rPr>
+          <w:sz w:val="24"/>
         </w:rPr>
         <w:t>{%p for para in abstract_en_list %}</w:t>
       </w:r>
-    </w:p>
-    <w:p>
-      <w:pPr>
-        <w:spacing w:before="0" w:after="0" w:line="400" w:lineRule="exact"/>
-        <w:ind w:firstLine="480"/>
-        <w:jc w:val="both"/>
-      </w:pPr>
-      <w:r>
-        <w:rPr>
-          <w:rFonts w:ascii="Times New Roman" w:hAnsi="Times New Roman" w:eastAsia="宋体" w:cs="Times New Roman"/>
-          <w:b w:val="0"/>
-          <w:bCs w:val="0"/>
-          <w:color w:val="000000"/>
+      <w:r>
+        <w:rPr>
+          <w:i/>
           <w:sz w:val="24"/>
-          <w:szCs w:val="24"/>
+        </w:rPr>
+      </w:r>
+      <w:r>
+        <w:rPr>
+          <w:sz w:val="24"/>
+        </w:rPr>
+      </w:r>
+      <w:r>
+        <w:rPr>
+          <w:color w:val="FF0000"/>
+          <w:sz w:val="24"/>
+        </w:rPr>
+      </w:r>
+      <w:r>
+        <w:rPr>
+          <w:rFonts w:hint="eastAsia"/>
+          <w:color w:val="FF0000"/>
+          <w:sz w:val="24"/>
+          <w:lang w:eastAsia="zh-CN"/>
+        </w:rPr>
+      </w:r>
+      <w:r>
+        <w:rPr>
+          <w:rFonts w:hint="eastAsia"/>
+          <w:color w:val="012AFD"/>
+          <w:sz w:val="24"/>
+          <w:lang w:val="en-US" w:eastAsia="zh-CN"/>
+        </w:rPr>
+      </w:r>
+      <w:r>
+        <w:rPr>
+          <w:color w:val="FF0000"/>
+          <w:sz w:val="24"/>
+        </w:rPr>
+      </w:r>
+    </w:p>
+    <w:p>
+      <w:pPr>
+        <w:spacing w:line="300" w:lineRule="auto"/>
+        <w:ind w:firstLine="420" w:firstLineChars="200"/>
+        <w:rPr>
+          <w:b/>
+          <w:color w:val="auto"/>
+        </w:rPr>
+      </w:pPr>
+      <w:r>
+        <w:rPr>
+          <w:rFonts w:hint="eastAsia"/>
+          <w:sz w:val="24"/>
         </w:rPr>
         <w:t xml:space="preserve">{{ para }}</w:t>
       </w:r>
@@ -1745,31 +2420,31 @@
     </w:p>
     <w:p>
       <w:pPr>
-        <w:spacing w:before="240" w:after="0" w:line="300" w:lineRule="auto"/>
-        <w:ind w:left="0" w:right="0" w:firstLine="0"/>
-        <w:jc w:val="both"/>
-      </w:pPr>
-      <w:r>
-        <w:rPr>
-          <w:b/>
+        <w:keepNext w:val="0"/>
+        <w:keepLines w:val="0"/>
+        <w:pageBreakBefore w:val="0"/>
+        <w:widowControl w:val="0"/>
+        <w:kinsoku/>
+        <w:wordWrap/>
+        <w:overflowPunct/>
+        <w:topLinePunct w:val="0"/>
+        <w:autoSpaceDE/>
+        <w:autoSpaceDN/>
+        <w:bidi w:val="0"/>
+        <w:adjustRightInd/>
+        <w:snapToGrid/>
+        <w:spacing w:line="360" w:lineRule="auto"/>
+        <w:ind w:firstLine="480" w:firstLineChars="200"/>
+        <w:textAlignment w:val="auto"/>
+        <w:rPr>
           <w:sz w:val="24"/>
         </w:rPr>
+      </w:pPr>
+      <w:r>
+        <w:rPr>
+          <w:sz w:val="24"/>
+        </w:rPr>
         <w:t>KEY WORDS: {{ keywords_en }}</w:t>
-      </w:r>
-      <w:r>
-        <w:rPr>
-          <w:sz w:val="24"/>
-        </w:rPr>
-      </w:r>
-      <w:r>
-        <w:rPr>
-          <w:rFonts w:ascii="Times New Roman" w:hAnsi="Times New Roman" w:eastAsia="Times New Roman" w:cs="Times New Roman"/>
-          <w:b w:val="0"/>
-          <w:bCs w:val="0"/>
-          <w:color w:val="000000"/>
-          <w:sz w:val="24"/>
-          <w:szCs w:val="24"/>
-        </w:rPr>
       </w:r>
     </w:p>
     <w:p>
@@ -1782,16 +2457,16 @@
           <w:szCs w:val="36"/>
         </w:rPr>
       </w:pPr>
-      <w:bookmarkStart w:id="27" w:name="_Toc373326055"/>
-      <w:bookmarkStart w:id="28" w:name="_Toc373357647"/>
-      <w:bookmarkStart w:id="29" w:name="_Toc373325714"/>
-      <w:bookmarkStart w:id="30" w:name="_Toc373357952"/>
-      <w:bookmarkStart w:id="31" w:name="_Toc374048222"/>
-      <w:bookmarkStart w:id="32" w:name="_Toc375220153"/>
-      <w:bookmarkStart w:id="33" w:name="_Toc373357786"/>
-      <w:bookmarkStart w:id="34" w:name="_Toc374046426"/>
-      <w:bookmarkStart w:id="35" w:name="_Toc373325095"/>
-      <w:bookmarkStart w:id="36" w:name="_Toc373325901"/>
+      <w:bookmarkStart w:id="29" w:name="_Toc375220153"/>
+      <w:bookmarkStart w:id="30" w:name="_Toc373325714"/>
+      <w:bookmarkStart w:id="31" w:name="_Toc373325095"/>
+      <w:bookmarkStart w:id="32" w:name="_Toc374048222"/>
+      <w:bookmarkStart w:id="33" w:name="_Toc373325901"/>
+      <w:bookmarkStart w:id="34" w:name="_Toc373357647"/>
+      <w:bookmarkStart w:id="35" w:name="_Toc374046426"/>
+      <w:bookmarkStart w:id="36" w:name="_Toc373357786"/>
+      <w:bookmarkStart w:id="37" w:name="_Toc373326055"/>
+      <w:bookmarkStart w:id="38" w:name="_Toc373357952"/>
     </w:p>
     <w:p>
       <w:pPr>
@@ -1812,6 +2487,13 @@
           <w:docGrid w:linePitch="326" w:charSpace="0"/>
         </w:sectPr>
       </w:pPr>
+      <w:r>
+        <w:rPr>
+          <w:rFonts w:hint="eastAsia"/>
+          <w:lang w:eastAsia="zh-CN"/>
+        </w:rPr>
+        <w:tab/>
+      </w:r>
     </w:p>
     <w:p>
       <w:pPr>
@@ -1823,7 +2505,7 @@
           <w:szCs w:val="36"/>
         </w:rPr>
       </w:pPr>
-      <w:bookmarkStart w:id="37" w:name="_Toc82086774"/>
+      <w:bookmarkStart w:id="39" w:name="_Toc82086774"/>
       <w:r>
         <w:rPr>
           <w:rFonts w:hint="eastAsia" w:ascii="黑体" w:hAnsi="黑体" w:eastAsia="黑体"/>
@@ -1832,8 +2514,6 @@
         </w:rPr>
         <w:t>目  录</w:t>
       </w:r>
-      <w:bookmarkEnd w:id="27"/>
-      <w:bookmarkEnd w:id="28"/>
       <w:bookmarkEnd w:id="29"/>
       <w:bookmarkEnd w:id="30"/>
       <w:bookmarkEnd w:id="31"/>
@@ -1843,9 +2523,13 @@
       <w:bookmarkEnd w:id="35"/>
       <w:bookmarkEnd w:id="36"/>
       <w:bookmarkEnd w:id="37"/>
-    </w:p>
-    <w:p>
-      <w:pPr>
+      <w:bookmarkEnd w:id="38"/>
+      <w:bookmarkEnd w:id="39"/>
+    </w:p>
+    <w:p>
+      <w:pPr>
+        <w:pStyle w:val="2"/>
+        <w:spacing w:beforeLines="0" w:afterLines="0"/>
         <w:rPr>
           <w:rFonts w:ascii="黑体" w:hAnsi="黑体" w:eastAsia="黑体"/>
         </w:rPr>
@@ -1857,557 +2541,526 @@
           <w:docGrid w:linePitch="326" w:charSpace="0"/>
         </w:sectPr>
       </w:pPr>
-    </w:p>
-    <w:bookmarkEnd w:id="38"/>
-    <w:bookmarkEnd w:id="39"/>
-    <w:bookmarkEnd w:id="40"/>
-    <w:bookmarkEnd w:id="41"/>
-    <w:bookmarkEnd w:id="42"/>
-    <w:p>
-      <w:pPr>
-        <w:spacing w:before="0" w:after="0" w:line="400" w:lineRule="exact"/>
-        <w:ind w:firstLine="480"/>
-        <w:jc w:val="both"/>
-      </w:pPr>
-      <w:bookmarkStart w:id="43" w:name="toc_3"/>
-      <w:r>
-        <w:rPr>
-          <w:rFonts w:ascii="Times New Roman" w:hAnsi="Times New Roman" w:eastAsia="宋体" w:cs="Times New Roman"/>
-          <w:b w:val="0"/>
-          <w:bCs w:val="0"/>
-          <w:color w:val="000000"/>
-          <w:sz w:val="24"/>
-          <w:szCs w:val="24"/>
+      <w:bookmarkStart w:id="40" w:name="_Toc373325902"/>
+      <w:bookmarkStart w:id="41" w:name="_Toc373357648"/>
+      <w:bookmarkStart w:id="42" w:name="_Toc373357787"/>
+      <w:bookmarkStart w:id="43" w:name="_Toc373325715"/>
+      <w:bookmarkStart w:id="44" w:name="_Toc373325096"/>
+    </w:p>
+    <w:p>
+      <w:pPr>
+        <w:spacing w:line="300" w:lineRule="auto"/>
+        <w:ind w:firstLine="420" w:firstLineChars="200"/>
+        <w:rPr>
+          <w:b/>
+          <w:color w:val="auto"/>
+        </w:rPr>
+      </w:pPr>
+      <w:bookmarkStart w:id="45" w:name="_Toc82086775"/>
+      <w:r>
+        <w:rPr>
+          <w:rFonts w:hint="eastAsia" w:ascii="黑体" w:hAnsi="黑体" w:eastAsia="黑体"/>
         </w:rPr>
         <w:t>{%p for ch in chapters %}</w:t>
       </w:r>
+      <w:bookmarkEnd w:id="40"/>
+      <w:bookmarkEnd w:id="41"/>
+      <w:bookmarkEnd w:id="42"/>
       <w:bookmarkEnd w:id="43"/>
-    </w:p>
-    <w:p>
-      <w:pPr>
-        <w:pStyle w:val="39"/>
-        <w:pageBreakBefore/>
-        <w:spacing w:before="480" w:after="480" w:line="300" w:lineRule="auto"/>
-        <w:ind w:left="0" w:right="0" w:firstLine="0"/>
-        <w:jc w:val="center"/>
-      </w:pPr>
-      <w:bookmarkStart w:id="44" w:name="toc_4"/>
-      <w:r>
-        <w:rPr>
-          <w:rFonts w:ascii="黑体" w:hAnsi="黑体" w:eastAsia="黑体" w:cs="黑体"/>
-          <w:b/>
-          <w:bCs/>
-          <w:color w:val="000000"/>
-          <w:sz w:val="32"/>
-          <w:szCs w:val="32"/>
-        </w:rPr>
-        <w:t>{{ ch.title }}</w:t>
-      </w:r>
       <w:bookmarkEnd w:id="44"/>
-    </w:p>
-    <w:p>
-      <w:pPr>
-        <w:spacing w:before="0" w:after="0" w:line="400" w:lineRule="exact"/>
-        <w:ind w:firstLine="480"/>
-        <w:jc w:val="both"/>
-      </w:pPr>
-      <w:r>
-        <w:rPr>
-          <w:rFonts w:ascii="Times New Roman" w:hAnsi="Times New Roman" w:eastAsia="宋体" w:cs="Times New Roman"/>
-          <w:b w:val="0"/>
-          <w:bCs w:val="0"/>
-          <w:color w:val="000000"/>
-          <w:sz w:val="24"/>
-          <w:szCs w:val="24"/>
-        </w:rPr>
-        <w:t>{%p for item in ch.content %}</w:t>
-      </w:r>
-      <w:bookmarkStart w:id="45" w:name="cite_1_1"/>
-      <w:r/>
-      <w:r/>
-      <w:r/>
-      <w:r>
-        <w:rPr>
-          <w:rFonts w:ascii="Times New Roman" w:hAnsi="Times New Roman" w:eastAsia="宋体" w:cs="Times New Roman"/>
-          <w:b w:val="0"/>
-          <w:bCs w:val="0"/>
-          <w:color w:val="000000"/>
-          <w:sz w:val="18"/>
-          <w:szCs w:val="18"/>
-          <w:vertAlign w:val="superscript"/>
-        </w:rPr>
-      </w:r>
-      <w:r>
-        <w:rPr>
-          <w:rFonts w:ascii="Times New Roman" w:hAnsi="Times New Roman" w:eastAsia="宋体" w:cs="Times New Roman"/>
-          <w:b w:val="0"/>
-          <w:bCs w:val="0"/>
-          <w:color w:val="000000"/>
-          <w:sz w:val="18"/>
-          <w:szCs w:val="18"/>
-          <w:vertAlign w:val="superscript"/>
-        </w:rPr>
-      </w:r>
       <w:bookmarkEnd w:id="45"/>
-      <w:r>
-        <w:rPr>
-          <w:rFonts w:ascii="Times New Roman" w:hAnsi="Times New Roman" w:eastAsia="宋体" w:cs="Times New Roman"/>
-          <w:b w:val="0"/>
-          <w:bCs w:val="0"/>
-          <w:color w:val="000000"/>
-          <w:sz w:val="24"/>
-          <w:szCs w:val="24"/>
-        </w:rPr>
-      </w:r>
-    </w:p>
-    <w:p>
-      <w:pPr>
-        <w:spacing w:before="0" w:after="0" w:line="400" w:lineRule="exact"/>
-        <w:ind w:firstLine="480"/>
-        <w:jc w:val="both"/>
-      </w:pPr>
-      <w:r>
-        <w:rPr>
-          <w:rFonts w:ascii="Times New Roman" w:hAnsi="Times New Roman" w:eastAsia="宋体" w:cs="Times New Roman"/>
-          <w:b w:val="0"/>
-          <w:bCs w:val="0"/>
-          <w:color w:val="000000"/>
-          <w:sz w:val="24"/>
-          <w:szCs w:val="24"/>
-        </w:rPr>
-        <w:t>{{ item }}</w:t>
-      </w:r>
-      <w:bookmarkStart w:id="46" w:name="cite_2_1"/>
-      <w:r/>
-      <w:r/>
-      <w:r/>
-      <w:r>
-        <w:rPr>
-          <w:rFonts w:ascii="Times New Roman" w:hAnsi="Times New Roman" w:eastAsia="宋体" w:cs="Times New Roman"/>
-          <w:b w:val="0"/>
-          <w:bCs w:val="0"/>
-          <w:color w:val="000000"/>
-          <w:sz w:val="18"/>
-          <w:szCs w:val="18"/>
-          <w:vertAlign w:val="superscript"/>
-        </w:rPr>
-      </w:r>
-      <w:r>
-        <w:rPr>
-          <w:rFonts w:ascii="Times New Roman" w:hAnsi="Times New Roman" w:eastAsia="宋体" w:cs="Times New Roman"/>
-          <w:b w:val="0"/>
-          <w:bCs w:val="0"/>
-          <w:color w:val="000000"/>
-          <w:sz w:val="18"/>
-          <w:szCs w:val="18"/>
-          <w:vertAlign w:val="superscript"/>
-        </w:rPr>
-      </w:r>
-      <w:bookmarkEnd w:id="46"/>
-      <w:r>
-        <w:rPr>
-          <w:rFonts w:ascii="Times New Roman" w:hAnsi="Times New Roman" w:eastAsia="宋体" w:cs="Times New Roman"/>
-          <w:b w:val="0"/>
-          <w:bCs w:val="0"/>
-          <w:color w:val="000000"/>
-          <w:sz w:val="24"/>
-          <w:szCs w:val="24"/>
-        </w:rPr>
-      </w:r>
-    </w:p>
-    <w:p>
-      <w:pPr>
-        <w:spacing w:before="0" w:after="0" w:line="400" w:lineRule="exact"/>
-        <w:ind w:firstLine="480"/>
-        <w:jc w:val="both"/>
-      </w:pPr>
-      <w:r>
-        <w:rPr>
-          <w:rFonts w:ascii="Times New Roman" w:hAnsi="Times New Roman" w:eastAsia="宋体" w:cs="Times New Roman"/>
-          <w:b w:val="0"/>
-          <w:bCs w:val="0"/>
-          <w:color w:val="000000"/>
-          <w:sz w:val="24"/>
-          <w:szCs w:val="24"/>
-        </w:rPr>
-        <w:t>{%p endfor %}</w:t>
-      </w:r>
-    </w:p>
-    <w:p>
-      <w:pPr>
-        <w:spacing w:before="0" w:after="0" w:line="400" w:lineRule="exact"/>
-        <w:ind w:firstLine="480"/>
-        <w:jc w:val="both"/>
-      </w:pPr>
-      <w:bookmarkStart w:id="47" w:name="toc_5"/>
-      <w:r>
-        <w:rPr>
-          <w:rFonts w:ascii="Times New Roman" w:hAnsi="Times New Roman" w:eastAsia="宋体" w:cs="Times New Roman"/>
-          <w:b w:val="0"/>
-          <w:bCs w:val="0"/>
-          <w:color w:val="000000"/>
-          <w:sz w:val="24"/>
-          <w:szCs w:val="24"/>
-        </w:rPr>
-        <w:t>{%p for sec in ch.sections %}</w:t>
-      </w:r>
-      <w:bookmarkEnd w:id="47"/>
-    </w:p>
-    <w:p>
-      <w:pPr>
-        <w:pStyle w:val="40"/>
-        <w:spacing w:before="0" w:after="0" w:line="300" w:lineRule="auto"/>
-        <w:ind w:left="0" w:right="0" w:firstLine="0"/>
-        <w:jc w:val="left"/>
-      </w:pPr>
-      <w:r>
-        <w:rPr>
-          <w:rFonts w:ascii="宋体" w:hAnsi="宋体" w:eastAsia="宋体" w:cs="宋体"/>
-          <w:b/>
-          <w:bCs/>
-          <w:color w:val="000000"/>
-          <w:sz w:val="28"/>
-          <w:szCs w:val="28"/>
-        </w:rPr>
-        <w:t>{{ sec.title }}</w:t>
-      </w:r>
-    </w:p>
-    <w:p>
-      <w:pPr>
-        <w:spacing w:before="0" w:after="0" w:line="400" w:lineRule="exact"/>
-        <w:ind w:firstLine="480"/>
-        <w:jc w:val="both"/>
-      </w:pPr>
-      <w:r>
-        <w:rPr>
-          <w:rFonts w:ascii="Times New Roman" w:hAnsi="Times New Roman" w:eastAsia="宋体" w:cs="Times New Roman"/>
-          <w:b w:val="0"/>
-          <w:bCs w:val="0"/>
-          <w:color w:val="000000"/>
-          <w:sz w:val="24"/>
-          <w:szCs w:val="24"/>
-        </w:rPr>
-        <w:t>{%p for item in sec.content %}</w:t>
-      </w:r>
-      <w:bookmarkStart w:id="48" w:name="cite_5_1"/>
-      <w:r/>
-      <w:r/>
-      <w:r/>
-      <w:r>
-        <w:rPr>
-          <w:rFonts w:ascii="Times New Roman" w:hAnsi="Times New Roman" w:eastAsia="宋体" w:cs="Times New Roman"/>
-          <w:b w:val="0"/>
-          <w:bCs w:val="0"/>
-          <w:color w:val="000000"/>
-          <w:sz w:val="18"/>
-          <w:szCs w:val="18"/>
-          <w:vertAlign w:val="superscript"/>
-        </w:rPr>
-      </w:r>
-      <w:r>
-        <w:rPr>
-          <w:rFonts w:ascii="Times New Roman" w:hAnsi="Times New Roman" w:eastAsia="宋体" w:cs="Times New Roman"/>
-          <w:b w:val="0"/>
-          <w:bCs w:val="0"/>
-          <w:color w:val="000000"/>
-          <w:sz w:val="18"/>
-          <w:szCs w:val="18"/>
-          <w:vertAlign w:val="superscript"/>
-        </w:rPr>
-      </w:r>
-      <w:bookmarkEnd w:id="48"/>
-      <w:r>
-        <w:rPr>
-          <w:rFonts w:ascii="Times New Roman" w:hAnsi="Times New Roman" w:eastAsia="宋体" w:cs="Times New Roman"/>
-          <w:b w:val="0"/>
-          <w:bCs w:val="0"/>
-          <w:color w:val="000000"/>
-          <w:sz w:val="24"/>
-          <w:szCs w:val="24"/>
-        </w:rPr>
-      </w:r>
-    </w:p>
-    <w:p>
-      <w:pPr>
-        <w:spacing w:before="0" w:after="0" w:line="400" w:lineRule="exact"/>
-        <w:ind w:firstLine="480"/>
-        <w:jc w:val="both"/>
-      </w:pPr>
-      <w:r>
-        <w:rPr>
-          <w:rFonts w:ascii="Times New Roman" w:hAnsi="Times New Roman" w:eastAsia="宋体" w:cs="Times New Roman"/>
-          <w:b w:val="0"/>
-          <w:bCs w:val="0"/>
-          <w:color w:val="000000"/>
-          <w:sz w:val="24"/>
-          <w:szCs w:val="24"/>
-        </w:rPr>
-        <w:t>{{ item }}</w:t>
-      </w:r>
-    </w:p>
-    <w:p>
-      <w:pPr>
-        <w:spacing w:before="0" w:after="0" w:line="400" w:lineRule="exact"/>
-        <w:ind w:firstLine="480"/>
-        <w:jc w:val="both"/>
-      </w:pPr>
-      <w:bookmarkStart w:id="49" w:name="toc_6"/>
-      <w:r>
-        <w:rPr>
-          <w:rFonts w:ascii="Times New Roman" w:hAnsi="Times New Roman" w:eastAsia="宋体" w:cs="Times New Roman"/>
-          <w:b w:val="0"/>
-          <w:bCs w:val="0"/>
-          <w:color w:val="000000"/>
-          <w:sz w:val="24"/>
-          <w:szCs w:val="24"/>
-        </w:rPr>
-        <w:t>{%p endfor %}</w:t>
-      </w:r>
-      <w:bookmarkEnd w:id="49"/>
-    </w:p>
-    <w:p>
-      <w:pPr>
-        <w:spacing w:before="0" w:after="0" w:line="400" w:lineRule="exact"/>
-        <w:ind w:firstLine="480"/>
-        <w:jc w:val="both"/>
-      </w:pPr>
-      <w:r>
-        <w:rPr>
-          <w:rFonts w:ascii="Times New Roman" w:hAnsi="Times New Roman" w:eastAsia="宋体" w:cs="Times New Roman"/>
-          <w:b w:val="0"/>
-          <w:bCs w:val="0"/>
-          <w:color w:val="000000"/>
-          <w:sz w:val="24"/>
-          <w:szCs w:val="24"/>
-        </w:rPr>
-        <w:t>{%p for sub in sec.subsections %}</w:t>
-      </w:r>
-      <w:r/>
-      <w:r/>
-      <w:r/>
-      <w:r>
-        <w:rPr>
-          <w:rFonts w:ascii="Times New Roman" w:hAnsi="Times New Roman" w:eastAsia="宋体" w:cs="Times New Roman"/>
-          <w:b w:val="0"/>
-          <w:bCs w:val="0"/>
-          <w:color w:val="000000"/>
-          <w:sz w:val="18"/>
-          <w:szCs w:val="18"/>
-          <w:vertAlign w:val="superscript"/>
-        </w:rPr>
-      </w:r>
-      <w:r>
-        <w:rPr>
-          <w:rFonts w:ascii="Times New Roman" w:hAnsi="Times New Roman" w:eastAsia="宋体" w:cs="Times New Roman"/>
-          <w:b w:val="0"/>
-          <w:bCs w:val="0"/>
-          <w:color w:val="000000"/>
-          <w:sz w:val="18"/>
-          <w:szCs w:val="18"/>
-          <w:vertAlign w:val="superscript"/>
-        </w:rPr>
-      </w:r>
-      <w:r>
-        <w:rPr>
-          <w:rFonts w:ascii="Times New Roman" w:hAnsi="Times New Roman" w:eastAsia="宋体" w:cs="Times New Roman"/>
-          <w:b w:val="0"/>
-          <w:bCs w:val="0"/>
-          <w:color w:val="000000"/>
-          <w:sz w:val="24"/>
-          <w:szCs w:val="24"/>
-        </w:rPr>
-      </w:r>
-    </w:p>
-    <w:p>
-      <w:pPr>
-        <w:pStyle w:val="40"/>
-        <w:spacing w:before="0" w:after="0" w:line="300" w:lineRule="auto"/>
-        <w:ind w:left="0" w:right="0" w:firstLine="0"/>
-        <w:jc w:val="left"/>
-      </w:pPr>
-      <w:r>
-        <w:rPr>
-          <w:rFonts w:ascii="宋体" w:hAnsi="宋体" w:eastAsia="宋体" w:cs="宋体"/>
-          <w:b/>
-          <w:bCs/>
-          <w:color w:val="000000"/>
-          <w:sz w:val="28"/>
-          <w:szCs w:val="28"/>
-        </w:rPr>
-        <w:t>{{ sub.title }}</w:t>
-      </w:r>
-      <w:r/>
-      <w:r/>
-      <w:r/>
-      <w:r>
-        <w:rPr>
-          <w:rFonts w:ascii="Times New Roman" w:hAnsi="Times New Roman" w:eastAsia="宋体" w:cs="Times New Roman"/>
-          <w:b w:val="0"/>
-          <w:bCs w:val="0"/>
-          <w:color w:val="000000"/>
-          <w:sz w:val="18"/>
-          <w:szCs w:val="18"/>
-          <w:vertAlign w:val="superscript"/>
-        </w:rPr>
-      </w:r>
-      <w:r>
-        <w:rPr>
-          <w:rFonts w:ascii="Times New Roman" w:hAnsi="Times New Roman" w:eastAsia="宋体" w:cs="Times New Roman"/>
-          <w:b w:val="0"/>
-          <w:bCs w:val="0"/>
-          <w:color w:val="000000"/>
-          <w:sz w:val="18"/>
-          <w:szCs w:val="18"/>
-          <w:vertAlign w:val="superscript"/>
-        </w:rPr>
-      </w:r>
-      <w:r>
-        <w:rPr>
-          <w:rFonts w:ascii="Times New Roman" w:hAnsi="Times New Roman" w:eastAsia="宋体" w:cs="Times New Roman"/>
-          <w:b w:val="0"/>
-          <w:bCs w:val="0"/>
-          <w:color w:val="000000"/>
-          <w:sz w:val="24"/>
-          <w:szCs w:val="24"/>
-        </w:rPr>
-      </w:r>
-    </w:p>
-    <w:p>
-      <w:pPr>
-        <w:spacing w:before="0" w:after="0" w:line="400" w:lineRule="exact"/>
-        <w:ind w:firstLine="480"/>
-        <w:jc w:val="both"/>
-      </w:pPr>
-      <w:r>
-        <w:rPr>
-          <w:rFonts w:ascii="Times New Roman" w:hAnsi="Times New Roman" w:eastAsia="宋体" w:cs="Times New Roman"/>
-          <w:b w:val="0"/>
-          <w:bCs w:val="0"/>
-          <w:color w:val="000000"/>
-          <w:sz w:val="24"/>
-          <w:szCs w:val="24"/>
-        </w:rPr>
-        <w:t>{%p for item in sub.content %}</w:t>
-      </w:r>
-      <w:bookmarkStart w:id="50" w:name="cite_3_1"/>
-      <w:r/>
-      <w:r/>
-      <w:r/>
-      <w:r>
-        <w:rPr>
-          <w:rFonts w:ascii="Times New Roman" w:hAnsi="Times New Roman" w:eastAsia="宋体" w:cs="Times New Roman"/>
-          <w:b w:val="0"/>
-          <w:bCs w:val="0"/>
-          <w:color w:val="000000"/>
-          <w:sz w:val="18"/>
-          <w:szCs w:val="18"/>
-          <w:vertAlign w:val="superscript"/>
-        </w:rPr>
-      </w:r>
-      <w:r>
-        <w:rPr>
-          <w:rFonts w:ascii="Times New Roman" w:hAnsi="Times New Roman" w:eastAsia="宋体" w:cs="Times New Roman"/>
-          <w:b w:val="0"/>
-          <w:bCs w:val="0"/>
-          <w:color w:val="000000"/>
-          <w:sz w:val="18"/>
-          <w:szCs w:val="18"/>
-          <w:vertAlign w:val="superscript"/>
-        </w:rPr>
-      </w:r>
-      <w:bookmarkEnd w:id="50"/>
-      <w:r>
-        <w:rPr>
-          <w:rFonts w:ascii="Times New Roman" w:hAnsi="Times New Roman" w:eastAsia="宋体" w:cs="Times New Roman"/>
-          <w:b w:val="0"/>
-          <w:bCs w:val="0"/>
-          <w:color w:val="000000"/>
-          <w:sz w:val="24"/>
-          <w:szCs w:val="24"/>
-        </w:rPr>
-      </w:r>
-    </w:p>
-    <w:p>
-      <w:pPr>
-        <w:spacing w:before="0" w:after="0" w:line="400" w:lineRule="exact"/>
-        <w:ind w:firstLine="480"/>
-        <w:jc w:val="both"/>
-      </w:pPr>
-      <w:r>
-        <w:rPr>
-          <w:rFonts w:ascii="Times New Roman" w:hAnsi="Times New Roman" w:eastAsia="宋体" w:cs="Times New Roman"/>
-          <w:b w:val="0"/>
-          <w:bCs w:val="0"/>
-          <w:color w:val="000000"/>
-          <w:sz w:val="24"/>
-          <w:szCs w:val="24"/>
-        </w:rPr>
-        <w:t>{{ item }}</w:t>
-      </w:r>
-      <w:bookmarkStart w:id="51" w:name="cite_4_1"/>
-      <w:r/>
-      <w:r/>
-      <w:r/>
-      <w:r>
-        <w:rPr>
-          <w:rFonts w:ascii="Times New Roman" w:hAnsi="Times New Roman" w:eastAsia="宋体" w:cs="Times New Roman"/>
-          <w:b w:val="0"/>
-          <w:bCs w:val="0"/>
-          <w:color w:val="000000"/>
-          <w:sz w:val="18"/>
-          <w:szCs w:val="18"/>
-          <w:vertAlign w:val="superscript"/>
-        </w:rPr>
-      </w:r>
-      <w:r>
-        <w:rPr>
-          <w:rFonts w:ascii="Times New Roman" w:hAnsi="Times New Roman" w:eastAsia="宋体" w:cs="Times New Roman"/>
-          <w:b w:val="0"/>
-          <w:bCs w:val="0"/>
-          <w:color w:val="000000"/>
-          <w:sz w:val="18"/>
-          <w:szCs w:val="18"/>
-          <w:vertAlign w:val="superscript"/>
-        </w:rPr>
-      </w:r>
-      <w:bookmarkEnd w:id="51"/>
-      <w:r>
-        <w:rPr>
-          <w:rFonts w:ascii="Times New Roman" w:hAnsi="Times New Roman" w:eastAsia="宋体" w:cs="Times New Roman"/>
-          <w:b w:val="0"/>
-          <w:bCs w:val="0"/>
-          <w:color w:val="000000"/>
-          <w:sz w:val="24"/>
-          <w:szCs w:val="24"/>
-        </w:rPr>
-      </w:r>
-    </w:p>
-    <w:p>
-      <w:r>
-        <w:t>{%p endfor %}</w:t>
-      </w:r>
-    </w:p>
-    <w:p>
-      <w:r>
-        <w:t>{%p endfor %}</w:t>
-      </w:r>
-    </w:p>
-    <w:p>
-      <w:r>
-        <w:t>{%p endfor %}</w:t>
-      </w:r>
-    </w:p>
-    <w:p>
-      <w:r>
-        <w:t>{%p endfor %}</w:t>
-      </w:r>
     </w:p>
     <w:p>
       <w:pPr>
         <w:pStyle w:val="2"/>
         <w:spacing w:before="480" w:beforeLines="200" w:after="480"/>
         <w:rPr>
-          <w:rFonts w:hint="eastAsia" w:ascii="宋体" w:hAnsi="宋体" w:cs="宋体"/>
+          <w:rFonts w:ascii="黑体" w:hAnsi="黑体" w:eastAsia="黑体"/>
+        </w:rPr>
+      </w:pPr>
+      <w:r>
+        <w:rPr>
+          <w:rFonts w:hint="eastAsia" w:ascii="黑体" w:hAnsi="黑体" w:eastAsia="黑体"/>
+        </w:rPr>
+        <w:t>{{ ch.title }}</w:t>
+      </w:r>
+      <w:r>
+        <w:rPr>
+          <w:rFonts w:ascii="黑体" w:hAnsi="黑体" w:eastAsia="黑体"/>
+          <w:b/>
+          <w:bCs/>
+          <w:color w:val="auto"/>
+          <w:sz w:val="32"/>
+          <w:szCs w:val="32"/>
+        </w:rPr>
+      </w:r>
+      <w:r>
+        <w:rPr>
+          <w:rFonts w:hint="eastAsia" w:ascii="黑体" w:hAnsi="黑体" w:eastAsia="黑体"/>
+          <w:b/>
+          <w:bCs/>
+          <w:color w:val="auto"/>
+          <w:sz w:val="32"/>
+          <w:szCs w:val="32"/>
+        </w:rPr>
+      </w:r>
+    </w:p>
+    <w:p>
+      <w:pPr>
+        <w:spacing w:line="300" w:lineRule="auto"/>
+        <w:ind w:firstLine="420" w:firstLineChars="200"/>
+        <w:rPr>
+          <w:b/>
+          <w:color w:val="auto"/>
+        </w:rPr>
+      </w:pPr>
+      <w:r>
+        <w:t>{%p for item in ch.content %}</w:t>
+      </w:r>
+    </w:p>
+    <w:p>
+      <w:pPr>
+        <w:spacing w:line="300" w:lineRule="auto"/>
+        <w:ind w:firstLine="420" w:firstLineChars="200"/>
+        <w:rPr>
+          <w:b/>
+          <w:color w:val="auto"/>
+        </w:rPr>
+      </w:pPr>
+      <w:r>
+        <w:rPr>
+          <w:rFonts w:hint="eastAsia"/>
+          <w:sz w:val="24"/>
+        </w:rPr>
+        <w:t>{{ item }}</w:t>
+      </w:r>
+      <w:r>
+        <w:rPr>
+          <w:rFonts w:hint="eastAsia" w:ascii="宋体" w:hAnsi="宋体"/>
+          <w:b/>
+          <w:color w:val="auto"/>
+        </w:rPr>
+      </w:r>
+      <w:r>
+        <w:rPr>
+          <w:rFonts w:ascii="宋体" w:hAnsi="宋体"/>
+          <w:b/>
+          <w:color w:val="auto"/>
+        </w:rPr>
+      </w:r>
+      <w:r>
+        <w:rPr>
+          <w:rFonts w:hint="eastAsia"/>
+          <w:b/>
+          <w:color w:val="auto"/>
+        </w:rPr>
+      </w:r>
+      <w:r>
+        <w:rPr>
+          <w:rFonts w:ascii="宋体" w:hAnsi="宋体"/>
+          <w:b/>
+          <w:color w:val="auto"/>
+        </w:rPr>
+      </w:r>
+      <w:r>
+        <w:rPr>
+          <w:rFonts w:hint="eastAsia"/>
+          <w:b/>
+          <w:color w:val="auto"/>
+        </w:rPr>
+      </w:r>
+      <w:r>
+        <w:rPr>
+          <w:rFonts w:hint="eastAsia"/>
+          <w:b/>
+          <w:color w:val="auto"/>
+          <w:lang w:eastAsia="zh-CN"/>
+        </w:rPr>
+      </w:r>
+      <w:r>
+        <w:rPr>
+          <w:rFonts w:hint="eastAsia"/>
+          <w:b/>
+          <w:color w:val="auto"/>
+        </w:rPr>
+      </w:r>
+    </w:p>
+    <w:p>
+      <w:pPr>
+        <w:spacing w:line="300" w:lineRule="auto"/>
+        <w:ind w:firstLine="420" w:firstLineChars="200"/>
+        <w:rPr>
+          <w:b/>
+          <w:color w:val="auto"/>
+        </w:rPr>
+      </w:pPr>
+      <w:bookmarkStart w:id="46" w:name="_Toc373325903"/>
+      <w:bookmarkStart w:id="47" w:name="_Toc373325097"/>
+      <w:bookmarkStart w:id="48" w:name="_Toc373325716"/>
+      <w:bookmarkStart w:id="49" w:name="_Toc373357788"/>
+      <w:bookmarkStart w:id="50" w:name="_Toc373357649"/>
+      <w:bookmarkStart w:id="51" w:name="_Toc82086776"/>
+      <w:r>
+        <w:rPr>
+          <w:rFonts w:hint="eastAsia"/>
+          <w:color w:val="auto"/>
+        </w:rPr>
+        <w:t>{%p endfor %}</w:t>
+      </w:r>
+      <w:bookmarkEnd w:id="46"/>
+      <w:bookmarkEnd w:id="47"/>
+      <w:bookmarkEnd w:id="48"/>
+      <w:bookmarkEnd w:id="49"/>
+      <w:bookmarkEnd w:id="50"/>
+      <w:r>
+        <w:rPr>
+          <w:rFonts w:hint="eastAsia"/>
+          <w:bCs w:val="0"/>
+          <w:color w:val="auto"/>
+          <w:sz w:val="21"/>
+          <w:szCs w:val="24"/>
+        </w:rPr>
+      </w:r>
+      <w:bookmarkEnd w:id="51"/>
+    </w:p>
+    <w:p>
+      <w:pPr>
+        <w:spacing w:line="300" w:lineRule="auto"/>
+        <w:ind w:firstLine="480" w:firstLineChars="200"/>
+        <w:rPr>
+          <w:color w:val="auto"/>
+          <w:sz w:val="24"/>
+        </w:rPr>
+      </w:pPr>
+      <w:r>
+        <w:rPr>
+          <w:rFonts w:hint="eastAsia"/>
+          <w:color w:val="auto"/>
+          <w:sz w:val="24"/>
+        </w:rPr>
+        <w:t>{%p for sec in ch.sections %}</w:t>
+      </w:r>
+    </w:p>
+    <w:p>
+      <w:pPr>
+        <w:pStyle w:val="3"/>
+        <w:spacing w:beforeLines="0" w:afterLines="0"/>
+        <w:rPr>
+          <w:color w:val="auto"/>
+        </w:rPr>
+      </w:pPr>
+      <w:bookmarkStart w:id="52" w:name="_Toc373325098"/>
+      <w:bookmarkStart w:id="53" w:name="_Toc373357789"/>
+      <w:bookmarkStart w:id="54" w:name="_Toc373325717"/>
+      <w:bookmarkStart w:id="55" w:name="_Toc373357650"/>
+      <w:bookmarkStart w:id="56" w:name="_Toc373325904"/>
+      <w:bookmarkStart w:id="57" w:name="_Toc82086777"/>
+      <w:r>
+        <w:rPr>
+          <w:rFonts w:hint="eastAsia"/>
+          <w:color w:val="auto"/>
+        </w:rPr>
+        <w:t>{{ sec.title }}</w:t>
+      </w:r>
+      <w:bookmarkEnd w:id="52"/>
+      <w:bookmarkEnd w:id="53"/>
+      <w:bookmarkEnd w:id="54"/>
+      <w:bookmarkEnd w:id="55"/>
+      <w:bookmarkEnd w:id="56"/>
+      <w:r>
+        <w:rPr>
+          <w:rFonts w:hint="eastAsia"/>
+          <w:bCs w:val="0"/>
+          <w:color w:val="auto"/>
+          <w:sz w:val="21"/>
+          <w:szCs w:val="24"/>
+        </w:rPr>
+      </w:r>
+      <w:bookmarkEnd w:id="57"/>
+    </w:p>
+    <w:p>
+      <w:pPr>
+        <w:spacing w:line="300" w:lineRule="auto"/>
+        <w:ind w:firstLine="480" w:firstLineChars="200"/>
+        <w:rPr>
+          <w:sz w:val="24"/>
+        </w:rPr>
+      </w:pPr>
+      <w:r>
+        <w:rPr>
+          <w:rFonts w:hint="eastAsia"/>
+          <w:sz w:val="24"/>
+        </w:rPr>
+        <w:t>{%p for item in sec.content %}</w:t>
+      </w:r>
+    </w:p>
+    <w:p>
+      <w:pPr>
+        <w:spacing w:line="300" w:lineRule="auto"/>
+        <w:ind w:firstLine="420" w:firstLineChars="200"/>
+        <w:rPr>
+          <w:b/>
+          <w:color w:val="auto"/>
+        </w:rPr>
+      </w:pPr>
+      <w:bookmarkStart w:id="58" w:name="_Toc373325905"/>
+      <w:bookmarkStart w:id="59" w:name="_Toc82086778"/>
+      <w:bookmarkStart w:id="60" w:name="_Toc373357651"/>
+      <w:bookmarkStart w:id="61" w:name="_Toc373357790"/>
+      <w:bookmarkStart w:id="62" w:name="_Toc373325718"/>
+      <w:bookmarkStart w:id="63" w:name="_Toc373325099"/>
+      <w:r>
+        <w:rPr>
+          <w:rFonts w:hint="eastAsia"/>
+          <w:sz w:val="24"/>
+        </w:rPr>
+        <w:t>{{ item }}</w:t>
+      </w:r>
+      <w:bookmarkEnd w:id="58"/>
+      <w:bookmarkEnd w:id="59"/>
+      <w:bookmarkEnd w:id="60"/>
+      <w:bookmarkEnd w:id="61"/>
+      <w:bookmarkEnd w:id="62"/>
+      <w:bookmarkEnd w:id="63"/>
+    </w:p>
+    <w:p>
+      <w:pPr>
+        <w:spacing w:line="300" w:lineRule="auto"/>
+        <w:ind w:firstLine="480" w:firstLineChars="200"/>
+        <w:rPr>
+          <w:sz w:val="24"/>
+        </w:rPr>
+      </w:pPr>
+      <w:r>
+        <w:rPr>
+          <w:rFonts w:hint="eastAsia"/>
+          <w:sz w:val="24"/>
+        </w:rPr>
+        <w:t>{%p endfor %}</w:t>
+      </w:r>
+    </w:p>
+    <w:p>
+      <w:pPr>
+        <w:spacing w:line="300" w:lineRule="auto"/>
+        <w:ind w:firstLine="420" w:firstLineChars="200"/>
+        <w:rPr>
+          <w:b/>
+          <w:color w:val="auto"/>
+        </w:rPr>
+      </w:pPr>
+      <w:bookmarkStart w:id="64" w:name="_Toc373325100"/>
+      <w:bookmarkStart w:id="65" w:name="_Toc373357652"/>
+      <w:bookmarkStart w:id="66" w:name="_Toc373357791"/>
+      <w:bookmarkStart w:id="67" w:name="_Toc373325719"/>
+      <w:bookmarkStart w:id="68" w:name="_Toc82086779"/>
+      <w:bookmarkStart w:id="69" w:name="_Toc373325906"/>
+      <w:r>
+        <w:rPr>
+          <w:rFonts w:hint="eastAsia"/>
+        </w:rPr>
+        <w:t>{%p for sub in sec.subsections %}</w:t>
+      </w:r>
+      <w:bookmarkEnd w:id="64"/>
+      <w:bookmarkEnd w:id="65"/>
+      <w:bookmarkEnd w:id="66"/>
+      <w:bookmarkEnd w:id="67"/>
+      <w:bookmarkEnd w:id="68"/>
+      <w:bookmarkEnd w:id="69"/>
+    </w:p>
+    <w:p>
+      <w:pPr>
+        <w:pStyle w:val="4"/>
+        <w:spacing w:beforeLines="0"/>
+        <w:rPr>
+          <w:bCs w:val="0"/>
+          <w:color w:val="auto"/>
+          <w:sz w:val="21"/>
+          <w:szCs w:val="24"/>
+        </w:rPr>
+      </w:pPr>
+      <w:r>
+        <w:rPr>
+          <w:rFonts w:hint="eastAsia"/>
+          <w:color w:val="auto"/>
+        </w:rPr>
+        <w:t>{{ sub.title }}</w:t>
+      </w:r>
+      <w:bookmarkStart w:id="154" w:name="_GoBack"/>
+      <w:bookmarkEnd w:id="154"/>
+    </w:p>
+    <w:p>
+      <w:pPr>
+        <w:spacing w:line="300" w:lineRule="auto"/>
+        <w:ind w:firstLine="420" w:firstLineChars="200"/>
+        <w:rPr>
+          <w:b/>
+          <w:color w:val="auto"/>
+        </w:rPr>
+      </w:pPr>
+      <w:bookmarkStart w:id="70" w:name="_Toc373325907"/>
+      <w:bookmarkStart w:id="71" w:name="_Toc373325720"/>
+      <w:bookmarkStart w:id="72" w:name="_Toc373325101"/>
+      <w:bookmarkStart w:id="73" w:name="_Toc375220159"/>
+      <w:bookmarkStart w:id="74" w:name="_Toc373357653"/>
+      <w:bookmarkStart w:id="75" w:name="_Toc373357792"/>
+      <w:bookmarkStart w:id="76" w:name="_Toc373325908"/>
+      <w:bookmarkStart w:id="77" w:name="_Toc82086781"/>
+      <w:bookmarkStart w:id="78" w:name="_Toc373325721"/>
+      <w:bookmarkStart w:id="79" w:name="_Toc373357793"/>
+      <w:bookmarkStart w:id="80" w:name="_Toc373357654"/>
+      <w:bookmarkStart w:id="81" w:name="_Toc373325102"/>
+      <w:r>
+        <w:rPr>
+          <w:rFonts w:hint="eastAsia"/>
+        </w:rPr>
+        <w:t>{%p for item in sub.content %}</w:t>
+      </w:r>
+      <w:bookmarkEnd w:id="70"/>
+      <w:bookmarkEnd w:id="71"/>
+      <w:bookmarkEnd w:id="72"/>
+      <w:bookmarkEnd w:id="73"/>
+      <w:bookmarkEnd w:id="74"/>
+      <w:bookmarkEnd w:id="75"/>
+    </w:p>
+    <w:p>
+      <w:pPr>
+        <w:spacing w:line="300" w:lineRule="auto"/>
+        <w:ind w:firstLine="420" w:firstLineChars="200"/>
+        <w:rPr>
+          <w:b/>
+          <w:color w:val="auto"/>
+        </w:rPr>
+      </w:pPr>
+      <w:r>
+        <w:rPr>
+          <w:rFonts w:hint="eastAsia"/>
+          <w:sz w:val="24"/>
+        </w:rPr>
+        <w:t>{{ item }}</w:t>
+      </w:r>
+      <w:r>
+        <w:rPr>
+          <w:rFonts w:hint="eastAsia" w:ascii="宋体" w:hAnsi="宋体"/>
+          <w:sz w:val="24"/>
+        </w:rPr>
+      </w:r>
+      <w:r>
+        <w:rPr>
+          <w:rFonts w:hint="eastAsia"/>
+          <w:sz w:val="24"/>
+        </w:rPr>
+      </w:r>
+    </w:p>
+    <w:p>
+      <w:r>
+        <w:t>{%p endfor %}</w:t>
+      </w:r>
+    </w:p>
+    <w:p>
+      <w:r>
+        <w:t>{%p endfor %}</w:t>
+      </w:r>
+    </w:p>
+    <w:p>
+      <w:r>
+        <w:t>{%p endfor %}</w:t>
+      </w:r>
+    </w:p>
+    <w:p>
+      <w:r>
+        <w:t>{%p endfor %}</w:t>
+      </w:r>
+    </w:p>
+    <w:p>
+      <w:pPr>
+        <w:pStyle w:val="3"/>
+        <w:spacing w:beforeLines="0" w:afterLines="0"/>
+        <w:rPr>
+          <w:rFonts w:hint="eastAsia"/>
+          <w:color w:val="012AFD"/>
+          <w:lang w:val="en-US" w:eastAsia="zh-CN"/>
+        </w:rPr>
+      </w:pPr>
+      <w:r>
+        <w:rPr>
+          <w:rFonts w:hint="eastAsia"/>
+          <w:color w:val="012AFD"/>
+          <w:lang w:val="en-US" w:eastAsia="zh-CN"/>
+        </w:rPr>
+      </w:r>
+    </w:p>
+    <w:p>
+      <w:pPr>
+        <w:pStyle w:val="2"/>
+        <w:spacing w:before="480" w:beforeLines="200" w:after="480"/>
+        <w:rPr>
+          <w:rFonts w:ascii="黑体" w:hAnsi="黑体" w:eastAsia="黑体"/>
+        </w:rPr>
+      </w:pPr>
+      <w:r>
+        <w:rPr>
+          <w:rFonts w:hint="eastAsia" w:ascii="黑体" w:hAnsi="黑体" w:eastAsia="黑体"/>
+        </w:rPr>
+        <w:t xml:space="preserve">结  论</w:t>
+      </w:r>
+    </w:p>
+    <w:p>
+      <w:r>
+        <w:t>{%p for para in conclusion_list %}</w:t>
+      </w:r>
+    </w:p>
+    <w:p>
+      <w:pPr>
+        <w:spacing w:line="300" w:lineRule="auto"/>
+        <w:ind w:firstLine="420" w:firstLineChars="200"/>
+        <w:rPr>
+          <w:b/>
+          <w:color w:val="auto"/>
+        </w:rPr>
+      </w:pPr>
+      <w:r>
+        <w:rPr>
+          <w:rFonts w:hint="eastAsia"/>
+          <w:sz w:val="24"/>
+        </w:rPr>
+        <w:t xml:space="preserve">{{ para }}</w:t>
+      </w:r>
+    </w:p>
+    <w:p>
+      <w:r>
+        <w:t>{%p endfor %}</w:t>
+      </w:r>
+    </w:p>
+    <w:p>
+      <w:pPr>
+        <w:pStyle w:val="2"/>
+        <w:spacing w:before="480" w:beforeLines="200" w:after="480"/>
+        <w:rPr>
+          <w:rFonts w:ascii="黑体" w:hAnsi="黑体" w:eastAsia="黑体"/>
+        </w:rPr>
+      </w:pPr>
+      <w:r>
+        <w:rPr>
+          <w:sz w:val="24"/>
+        </w:rPr>
+        <w:br w:type="page"/>
+      </w:r>
+      <w:bookmarkStart w:id="152" w:name="_Toc82086797"/>
+      <w:r>
+        <w:rPr>
+          <w:rFonts w:hint="eastAsia" w:ascii="黑体" w:hAnsi="黑体" w:eastAsia="黑体"/>
+        </w:rPr>
+        <w:t>参考文献</w:t>
+      </w:r>
+      <w:bookmarkEnd w:id="152"/>
+    </w:p>
+    <w:p>
+      <w:pPr>
+        <w:widowControl/>
+        <w:shd w:val="clear" w:color="auto" w:fill="FFFFFF"/>
+        <w:spacing w:line="300" w:lineRule="auto"/>
+        <w:rPr>
+          <w:rFonts w:hint="default" w:ascii="宋体" w:hAnsi="宋体" w:eastAsia="宋体" w:cs="宋体"/>
           <w:color w:val="333333"/>
           <w:kern w:val="0"/>
           <w:sz w:val="24"/>
@@ -2415,18 +3068,45 @@
       </w:pPr>
       <w:r>
         <w:rPr>
+          <w:rFonts w:hint="default" w:ascii="宋体" w:hAnsi="宋体" w:eastAsia="宋体" w:cs="宋体"/>
+          <w:color w:val="333333"/>
+          <w:kern w:val="0"/>
           <w:sz w:val="24"/>
         </w:rPr>
-        <w:br w:type="page"/>
-      </w:r>
-      <w:bookmarkStart w:id="87" w:name="_Toc82086797"/>
-      <w:r>
-        <w:rPr>
-          <w:rFonts w:hint="eastAsia" w:ascii="黑体" w:hAnsi="黑体" w:eastAsia="黑体"/>
-        </w:rPr>
-        <w:t>参考文献</w:t>
-      </w:r>
-      <w:bookmarkEnd w:id="87"/>
+        <w:t>{%p for ref in references %}</w:t>
+      </w:r>
+      <w:r>
+        <w:rPr>
+          <w:rFonts w:hint="eastAsia" w:ascii="宋体" w:hAnsi="宋体" w:eastAsia="宋体" w:cs="宋体"/>
+          <w:color w:val="333333"/>
+          <w:kern w:val="0"/>
+          <w:sz w:val="24"/>
+        </w:rPr>
+      </w:r>
+      <w:r>
+        <w:rPr>
+          <w:rFonts w:hint="default" w:ascii="宋体" w:hAnsi="宋体" w:eastAsia="宋体" w:cs="宋体"/>
+          <w:color w:val="333333"/>
+          <w:kern w:val="0"/>
+          <w:sz w:val="24"/>
+        </w:rPr>
+      </w:r>
+      <w:r>
+        <w:rPr>
+          <w:rFonts w:hint="eastAsia" w:ascii="宋体" w:hAnsi="宋体" w:eastAsia="宋体" w:cs="宋体"/>
+          <w:color w:val="333333"/>
+          <w:kern w:val="0"/>
+          <w:sz w:val="24"/>
+        </w:rPr>
+      </w:r>
+      <w:r>
+        <w:rPr>
+          <w:rFonts w:hint="default" w:ascii="宋体" w:hAnsi="宋体" w:eastAsia="宋体" w:cs="宋体"/>
+          <w:color w:val="333333"/>
+          <w:kern w:val="0"/>
+          <w:sz w:val="24"/>
+        </w:rPr>
+      </w:r>
     </w:p>
     <w:p>
       <w:pPr>
@@ -2434,79 +3114,15 @@
         <w:shd w:val="clear" w:color="auto" w:fill="FFFFFF"/>
         <w:spacing w:line="300" w:lineRule="auto"/>
         <w:rPr>
-          <w:rFonts w:hint="eastAsia" w:ascii="Times New Roman" w:hAnsi="Times New Roman" w:eastAsia="宋体" w:cs="Times New Roman"/>
+          <w:rFonts w:hint="default" w:ascii="宋体" w:hAnsi="宋体" w:eastAsia="宋体" w:cs="宋体"/>
           <w:color w:val="333333"/>
           <w:kern w:val="0"/>
           <w:sz w:val="24"/>
         </w:rPr>
       </w:pPr>
-      <w:bookmarkStart w:id="88" w:name="ref_1"/>
-      <w:r>
-        <w:rPr>
-          <w:rFonts w:hint="eastAsia" w:ascii="Times New Roman" w:hAnsi="Times New Roman" w:eastAsia="宋体" w:cs="Times New Roman"/>
-          <w:color w:val="333333"/>
-          <w:kern w:val="0"/>
-          <w:sz w:val="24"/>
-        </w:rPr>
-        <w:t>{%p for ref in references %}</w:t>
-      </w:r>
-      <w:r>
-        <w:rPr>
-          <w:rFonts w:hint="eastAsia" w:ascii="Times New Roman" w:hAnsi="Times New Roman" w:eastAsia="宋体" w:cs="Times New Roman"/>
-          <w:color w:val="333333"/>
-          <w:kern w:val="0"/>
-          <w:sz w:val="24"/>
-        </w:rPr>
-      </w:r>
-      <w:r>
-        <w:rPr>
-          <w:rFonts w:hint="eastAsia" w:ascii="Times New Roman" w:hAnsi="Times New Roman" w:eastAsia="宋体" w:cs="Times New Roman"/>
-          <w:color w:val="333333"/>
-          <w:kern w:val="0"/>
-          <w:sz w:val="24"/>
-        </w:rPr>
-      </w:r>
-      <w:r>
-        <w:rPr>
-          <w:rFonts w:hint="eastAsia" w:ascii="Times New Roman" w:hAnsi="Times New Roman" w:eastAsia="宋体" w:cs="Times New Roman"/>
-          <w:color w:val="333333"/>
-          <w:kern w:val="0"/>
-          <w:sz w:val="24"/>
-        </w:rPr>
-      </w:r>
-      <w:r>
-        <w:rPr>
-          <w:rFonts w:hint="eastAsia" w:ascii="Times New Roman" w:hAnsi="Times New Roman" w:eastAsia="宋体" w:cs="Times New Roman"/>
-          <w:color w:val="333333"/>
-          <w:kern w:val="0"/>
-          <w:sz w:val="24"/>
-        </w:rPr>
-      </w:r>
-      <w:r>
-        <w:rPr>
-          <w:rFonts w:hint="eastAsia" w:ascii="Times New Roman" w:hAnsi="Times New Roman" w:eastAsia="宋体" w:cs="Times New Roman"/>
-          <w:color w:val="333333"/>
-          <w:kern w:val="0"/>
-          <w:sz w:val="24"/>
-        </w:rPr>
-      </w:r>
-      <w:bookmarkEnd w:id="88"/>
-    </w:p>
-    <w:p>
-      <w:pPr>
-        <w:widowControl/>
-        <w:shd w:val="clear" w:color="auto" w:fill="FFFFFF"/>
-        <w:spacing w:line="300" w:lineRule="auto"/>
-        <w:rPr>
-          <w:rFonts w:hint="eastAsia" w:ascii="Times New Roman" w:hAnsi="Times New Roman" w:eastAsia="宋体" w:cs="Times New Roman"/>
-          <w:color w:val="333333"/>
-          <w:kern w:val="0"/>
-          <w:sz w:val="24"/>
-        </w:rPr>
-      </w:pPr>
-      <w:r>
-        <w:rPr>
-          <w:rFonts w:hint="eastAsia" w:ascii="Times New Roman" w:hAnsi="Times New Roman" w:eastAsia="宋体" w:cs="Times New Roman"/>
+      <w:r>
+        <w:rPr>
+          <w:rFonts w:hint="default" w:eastAsia="宋体" w:cs="宋体"/>
           <w:color w:val="333333"/>
           <w:kern w:val="0"/>
           <w:sz w:val="24"/>
@@ -2540,47 +3156,45 @@
           <w:rFonts w:ascii="黑体" w:hAnsi="黑体" w:eastAsia="黑体"/>
         </w:rPr>
       </w:pPr>
-      <w:bookmarkStart w:id="99" w:name="_Toc82086798"/>
+      <w:bookmarkStart w:id="153" w:name="_Toc82086798"/>
       <w:r>
         <w:rPr>
           <w:rFonts w:hint="eastAsia" w:ascii="黑体" w:hAnsi="黑体" w:eastAsia="黑体"/>
         </w:rPr>
         <w:t>致    谢</w:t>
       </w:r>
-      <w:bookmarkEnd w:id="99"/>
-    </w:p>
-    <w:p>
-      <w:pPr>
-        <w:spacing w:before="0" w:after="0" w:line="400" w:lineRule="exact"/>
-        <w:ind w:firstLine="480"/>
-        <w:jc w:val="both"/>
-      </w:pPr>
-      <w:r>
-        <w:rPr>
-          <w:rFonts w:ascii="Times New Roman" w:hAnsi="Times New Roman" w:eastAsia="宋体" w:cs="Times New Roman"/>
-          <w:b w:val="0"/>
-          <w:bCs w:val="0"/>
-          <w:color w:val="000000"/>
+      <w:bookmarkEnd w:id="153"/>
+    </w:p>
+    <w:p>
+      <w:pPr>
+        <w:spacing w:line="360" w:lineRule="auto"/>
+        <w:ind w:firstLine="480" w:firstLineChars="200"/>
+        <w:rPr>
+          <w:rFonts w:ascii="宋体" w:hAnsi="宋体"/>
           <w:sz w:val="24"/>
-          <w:szCs w:val="24"/>
+        </w:rPr>
+      </w:pPr>
+      <w:r>
+        <w:rPr>
+          <w:rFonts w:hint="eastAsia" w:ascii="宋体" w:hAnsi="宋体"/>
+          <w:sz w:val="24"/>
         </w:rPr>
         <w:t>{%p for para in acknowledgement_list %}</w:t>
       </w:r>
     </w:p>
     <w:p>
       <w:pPr>
-        <w:spacing w:before="0" w:after="0" w:line="400" w:lineRule="exact"/>
-        <w:ind w:firstLine="480"/>
-        <w:jc w:val="both"/>
-      </w:pPr>
-      <w:r>
-        <w:rPr>
-          <w:rFonts w:ascii="Times New Roman" w:hAnsi="Times New Roman" w:eastAsia="宋体" w:cs="Times New Roman"/>
-          <w:b w:val="0"/>
-          <w:bCs w:val="0"/>
-          <w:color w:val="000000"/>
+        <w:spacing w:line="300" w:lineRule="auto"/>
+        <w:ind w:firstLine="420" w:firstLineChars="200"/>
+        <w:rPr>
+          <w:b/>
+          <w:color w:val="auto"/>
+        </w:rPr>
+      </w:pPr>
+      <w:r>
+        <w:rPr>
+          <w:rFonts w:hint="eastAsia"/>
           <w:sz w:val="24"/>
-          <w:szCs w:val="24"/>
         </w:rPr>
         <w:t xml:space="preserve">{{ para }}</w:t>
       </w:r>
@@ -3635,49 +4249,6 @@
       <w:ind w:firstLine="420"/>
     </w:pPr>
   </w:style>
-  <w:style w:type="paragraph" w:customStyle="1" w:styleId="39">
-    <w:name w:val="Thesis Heading 1"/>
-    <w:basedOn w:val="1"/>
-    <w:next w:val="1"/>
-    <w:qFormat/>
-    <w:uiPriority w:val="0"/>
-    <w:pPr>
-      <w:pageBreakBefore/>
-      <w:spacing w:before="480" w:after="480" w:line="300" w:lineRule="auto"/>
-      <w:ind w:left="0" w:right="0" w:firstLine="0"/>
-      <w:jc w:val="center"/>
-      <w:outlineLvl w:val="0"/>
-    </w:pPr>
-    <w:rPr>
-      <w:rFonts w:ascii="黑体" w:hAnsi="黑体" w:eastAsia="黑体" w:cs="黑体"/>
-      <w:b/>
-      <w:bCs/>
-      <w:color w:val="000000"/>
-      <w:sz w:val="32"/>
-      <w:szCs w:val="32"/>
-    </w:rPr>
-  </w:style>
-  <w:style w:type="paragraph" w:customStyle="1" w:styleId="40">
-    <w:name w:val="Thesis Heading 2"/>
-    <w:basedOn w:val="1"/>
-    <w:next w:val="1"/>
-    <w:qFormat/>
-    <w:uiPriority w:val="0"/>
-    <w:pPr>
-      <w:spacing w:before="0" w:after="0" w:line="300" w:lineRule="auto"/>
-      <w:ind w:left="0" w:right="0" w:firstLine="0"/>
-      <w:jc w:val="left"/>
-      <w:outlineLvl w:val="1"/>
-    </w:pPr>
-    <w:rPr>
-      <w:rFonts w:ascii="宋体" w:hAnsi="宋体" w:eastAsia="宋体" w:cs="宋体"/>
-      <w:b/>
-      <w:bCs/>
-      <w:color w:val="000000"/>
-      <w:sz w:val="28"/>
-      <w:szCs w:val="28"/>
-    </w:rPr>
-  </w:style>
 </w:styles>
 </file>
 
@@ -3963,4 +4534,28 @@
   </a:themeElements>
   <a:objectDefaults/>
 </a:theme>
+</file>
+
+<file path=customXml/item1.xml><?xml version="1.0" encoding="utf-8"?>
+<s:customData xmlns="http://www.wps.cn/officeDocument/2013/wpsCustomData" xmlns:s="http://www.wps.cn/officeDocument/2013/wpsCustomData">
+  <customSectProps>
+    <customSectPr/>
+    <customSectPr/>
+    <customSectPr/>
+    <customSectPr/>
+    <customSectPr/>
+    <customSectPr/>
+  </customSectProps>
+  <customShpExts>
+    <customShpInfo spid="_x0000_s1026" textRotate="1"/>
+  </customShpExts>
+</s:customData>
+</file>
+
+<file path=customXml/itemProps1.xml><?xml version="1.0" encoding="utf-8"?>
+<ds:datastoreItem xmlns:ds="http://schemas.openxmlformats.org/officeDocument/2006/customXml" ds:itemID="{B1977F7D-205B-4081-913C-38D41E755F92}">
+  <ds:schemaRefs>
+    <ds:schemaRef ds:uri="http://www.wps.cn/officeDocument/2013/wpsCustomData"/>
+  </ds:schemaRefs>
+</ds:datastoreItem>
 </file>